--- a/tests/corpus_v2/docs/services_0008.docx
+++ b/tests/corpus_v2/docs/services_0008.docx
@@ -21,19 +21,25 @@
         <w:rPr>
           <w:b/>
         </w:rPr>
-        <w:t xml:space="preserve">№ 152/2024-А</w:t>
-      </w:r>
-    </w:p>
-    <w:p/>
-    <w:p>
-      <w:r>
-        <w:t xml:space="preserve">г. Москва</w:t>
+        <w:t xml:space="preserve">№ </w:t>
+      </w:r>
+      <w:r>
+        <w:rPr>
+          <w:b/>
+        </w:rPr>
+        <w:t xml:space="preserve">87368/422-сс</w:t>
+      </w:r>
+    </w:p>
+    <w:p/>
+    <w:p>
+      <w:r>
+        <w:t xml:space="preserve">г. Тверь</w:t>
       </w:r>
       <w:r>
         <w:t xml:space="preserve">     </w:t>
       </w:r>
       <w:r>
-        <w:t xml:space="preserve">«10» января 2025 г.</w:t>
+        <w:t xml:space="preserve">02.05.2023</w:t>
       </w:r>
     </w:p>
     <w:p/>
@@ -108,10 +114,10 @@
         <w:t xml:space="preserve">, именуемая в дальнейшем «Заказчик»</w:t>
       </w:r>
       <w:r>
-        <w:t xml:space="preserve">, с другой стороны, совместно именуемые «Стороны», заключили настоящий </w:t>
-      </w:r>
-      <w:r>
-        <w:t xml:space="preserve">Договор № 15/2025-Д</w:t>
+        <w:t xml:space="preserve">, с другой стороны, совместно именуемые «Стороны», заключили настоящий Договор № </w:t>
+      </w:r>
+      <w:r>
+        <w:t xml:space="preserve">93/2023-Д</w:t>
       </w:r>
       <w:r>
         <w:t xml:space="preserve"> (далее — Договор) о нижеследующем:</w:t>
@@ -161,7 +167,7 @@
         <w:t xml:space="preserve">Услуги считаются оказанными после подписания Сторонами акта сдачи-приёмки. Срок оплаты — </w:t>
       </w:r>
       <w:r>
-        <w:t xml:space="preserve">не более 36 месяцев с момента заключения кредитного договора</w:t>
+        <w:t xml:space="preserve">в течение двадцати рабочих дней с момента поступления денежных средств на расчетный счет</w:t>
       </w:r>
       <w:r>
         <w:t xml:space="preserve">.</w:t>
@@ -189,7 +195,7 @@
         <w:t xml:space="preserve">2.1. Общая цена Договора: </w:t>
       </w:r>
       <w:r>
-        <w:t xml:space="preserve">96 259,05 (девяносто шесть тысяч двести пятьдесят девять рублей пять копеек)</w:t>
+        <w:t xml:space="preserve">94 000 (Девяносто четыре тысячи) руб. 5 коп.</w:t>
       </w:r>
       <w:r>
         <w:t xml:space="preserve">.</w:t>
@@ -200,7 +206,13 @@
         <w:t xml:space="preserve">2.2. Налог: </w:t>
       </w:r>
       <w:r>
-        <w:t xml:space="preserve">5 (пять) процентов</w:t>
+        <w:t xml:space="preserve">0,05 (пять сотых процента) % за каждый день просрочки</w:t>
+      </w:r>
+      <w:r>
+        <w:t xml:space="preserve">, но не более </w:t>
+      </w:r>
+      <w:r>
+        <w:t xml:space="preserve">5 (пять) процентов от цены Договора</w:t>
       </w:r>
       <w:r>
         <w:t xml:space="preserve">.</w:t>
@@ -211,7 +223,7 @@
         <w:t xml:space="preserve">2.3. Срок оплаты — </w:t>
       </w:r>
       <w:r>
-        <w:t xml:space="preserve">в течение 15 банковских дней с даты подписания Сторонами акта сдачи-приемки оказанных услуг</w:t>
+        <w:t xml:space="preserve">в течение 60 (Шестидесяти) банковских дней</w:t>
       </w:r>
       <w:r>
         <w:t xml:space="preserve">.</w:t>
@@ -231,7 +243,7 @@
         <w:t xml:space="preserve">, артикул </w:t>
       </w:r>
       <w:r>
-        <w:t xml:space="preserve">RM-1764-92</w:t>
+        <w:t xml:space="preserve">RM-7799-15</w:t>
       </w:r>
       <w:r>
         <w:t xml:space="preserve">, код </w:t>
@@ -291,7 +303,13 @@
         <w:t xml:space="preserve">. Цена — </w:t>
       </w:r>
       <w:r>
-        <w:t xml:space="preserve">не более 500 000 (Пятисот тысяч) рублей</w:t>
+        <w:t xml:space="preserve">672000 (шестьсот семьдесят две тысячи) рублей 50 копеек</w:t>
+      </w:r>
+      <w:r>
+        <w:t xml:space="preserve">, </w:t>
+      </w:r>
+      <w:r>
+        <w:t xml:space="preserve">Без НДС</w:t>
       </w:r>
       <w:r>
         <w:t xml:space="preserve">.</w:t>
@@ -311,7 +329,7 @@
         <w:t xml:space="preserve">3.1. Место исполнения обязательств: </w:t>
       </w:r>
       <w:r>
-        <w:t xml:space="preserve">Тверская обл., тер. СНТ «Родник», уч. 82</w:t>
+        <w:t xml:space="preserve">603000, Тверская обл., г. Нижний Новгород, бул. Тверская, д. 65, корп. 1, литера А, пом. 12, оф. 103</w:t>
       </w:r>
       <w:r>
         <w:t xml:space="preserve">.</w:t>
@@ -328,7 +346,7 @@
         <w:t xml:space="preserve"> по телефону </w:t>
       </w:r>
       <w:r>
-        <w:t xml:space="preserve">+7 (812) 107-78-40</w:t>
+        <w:t xml:space="preserve">+7 (383) 345-14-30</w:t>
       </w:r>
       <w:r>
         <w:t xml:space="preserve">.</w:t>
@@ -339,7 +357,7 @@
         <w:t xml:space="preserve">3.3. Срок исполнения обязательств — </w:t>
       </w:r>
       <w:r>
-        <w:t xml:space="preserve">в течение 3 рабочих дней с момента выставления счета</w:t>
+        <w:t xml:space="preserve">в течение двадцати четырех месяцев с даты подписания Сторонами акта сдачи-приемки оказанных услуг</w:t>
       </w:r>
       <w:r>
         <w:t xml:space="preserve">.</w:t>
@@ -370,13 +388,13 @@
         <w:t xml:space="preserve">Размер неустойки за нарушение сроков оплаты: </w:t>
       </w:r>
       <w:r>
-        <w:t xml:space="preserve">0,1 (одной десятой) % от цены Договора</w:t>
+        <w:t xml:space="preserve">0,1 (одна десятая процента) % годовых</w:t>
       </w:r>
       <w:r>
         <w:t xml:space="preserve">. Предельный размер ответственности: </w:t>
       </w:r>
       <w:r>
-        <w:t xml:space="preserve">0,2% за каждый день просрочки</w:t>
+        <w:t xml:space="preserve">5% от цены Договора</w:t>
       </w:r>
       <w:r>
         <w:t xml:space="preserve">.</w:t>
@@ -398,7 +416,7 @@
         <w:t xml:space="preserve">Сторона, для которой создалась невозможность исполнения, обязана уведомить другую Сторону. Срок уведомления — </w:t>
       </w:r>
       <w:r>
-        <w:t xml:space="preserve">в течение 20 рабочих дней с момента подписания акта</w:t>
+        <w:t xml:space="preserve">в течение 60 банковских дней с момента выставления счета</w:t>
       </w:r>
       <w:r>
         <w:t xml:space="preserve">.</w:t>
@@ -412,13 +430,81 @@
         <w:t xml:space="preserve">Все споры и разногласия решаются путём переговоров. Претензионный порядок обязателен, срок ответа на претензию — </w:t>
       </w:r>
       <w:r>
-        <w:t xml:space="preserve">90 дней с момента заключения контракта</w:t>
-      </w:r>
-      <w:r>
-        <w:t xml:space="preserve">.</w:t>
-      </w:r>
-    </w:p>
-    <w:p/>
+        <w:t xml:space="preserve">не позднее 04.11.2026</w:t>
+      </w:r>
+      <w:r>
+        <w:t xml:space="preserve">.</w:t>
+      </w:r>
+    </w:p>
+    <w:p/>
+    <w:p/>
+    <w:p/>
+    <w:p>
+      <w:r>
+        <w:rPr>
+          <w:b/>
+        </w:rPr>
+        <w:t xml:space="preserve">9. КОНТРОЛЬНЫЕ ВЕЛИЧИНЫ</w:t>
+      </w:r>
+    </w:p>
+    <w:p>
+      <w:r>
+        <w:t xml:space="preserve">9.1. Контрольная запись: </w:t>
+      </w:r>
+      <w:r>
+        <w:t xml:space="preserve">16263/276-сс</w:t>
+      </w:r>
+      <w:r>
+        <w:t xml:space="preserve">.</w:t>
+      </w:r>
+    </w:p>
+    <w:p>
+      <w:r>
+        <w:t xml:space="preserve">9.2. Контрольная запись: </w:t>
+      </w:r>
+      <w:r>
+        <w:rPr>
+          <w:b/>
+        </w:rPr>
+        <w:t xml:space="preserve">30 2</w:t>
+      </w:r>
+      <w:r>
+        <w:t xml:space="preserve">00 000,43 ₽</w:t>
+      </w:r>
+      <w:r>
+        <w:t xml:space="preserve">.</w:t>
+      </w:r>
+    </w:p>
+    <w:p>
+      <w:r>
+        <w:t xml:space="preserve">9.3. Контрольная запись: </w:t>
+      </w:r>
+      <w:r>
+        <w:rPr>
+          <w:b/>
+        </w:rPr>
+        <w:t xml:space="preserve">2</w:t>
+      </w:r>
+      <w:r>
+        <w:t xml:space="preserve">0 (двадцать) процентов от стоимости неоплаченных работ</w:t>
+      </w:r>
+      <w:r>
+        <w:t xml:space="preserve">.</w:t>
+      </w:r>
+    </w:p>
+    <w:p>
+      <w:r>
+        <w:t xml:space="preserve">9.4. Контрольная запись: </w:t>
+      </w:r>
+      <w:r>
+        <w:t xml:space="preserve">в течение 6</w:t>
+        <w:br/>
+        <w:t xml:space="preserve">0 (Шестидесяти) дней с момента выставления счета</w:t>
+      </w:r>
+      <w:r>
+        <w:t xml:space="preserve">.</w:t>
+      </w:r>
+    </w:p>
     <w:p/>
     <w:p>
       <w:r>
@@ -476,7 +562,7 @@
               <w:t xml:space="preserve">Адрес регистрации: </w:t>
             </w:r>
             <w:r>
-              <w:t xml:space="preserve">Республика Татарстан, Наро-Фоминский р-н, 18 км автодороги М-5 «Дон», стр. 3</w:t>
+              <w:t xml:space="preserve">Свердловская обл., Дмитровский р-н, 53 км автодороги М-8 «Дон», стр. 6</w:t>
             </w:r>
           </w:p>
           <w:p>
@@ -515,7 +601,7 @@
               <w:t xml:space="preserve">Тел.: </w:t>
             </w:r>
             <w:r>
-              <w:t xml:space="preserve">+7 (383) 448-83-90</w:t>
+              <w:t xml:space="preserve">+7 (846) 261-68-62</w:t>
             </w:r>
           </w:p>
           <w:p>
@@ -523,7 +609,7 @@
               <w:t xml:space="preserve">E-mail: </w:t>
             </w:r>
             <w:r>
-              <w:t xml:space="preserve">li@romashka.ru</w:t>
+              <w:t xml:space="preserve">li@sibtrans.ru</w:t>
             </w:r>
           </w:p>
           <w:p/>
@@ -566,7 +652,7 @@
               <w:t xml:space="preserve">Адрес регистрации: </w:t>
             </w:r>
             <w:r>
-              <w:t xml:space="preserve">Республика Татарстан, тер. СНТ «Родник», уч. 235</w:t>
+              <w:t xml:space="preserve">630099, Тверская обл., г. Новосибирск, пер. Лесная, д. 35, корп. 2, литера А, пом. 7, оф. 351</w:t>
             </w:r>
           </w:p>
           <w:p>
@@ -605,7 +691,7 @@
               <w:t xml:space="preserve">Тел.: </w:t>
             </w:r>
             <w:r>
-              <w:t xml:space="preserve">+7 (383) 434-66-93</w:t>
+              <w:t xml:space="preserve">+7 (843) 446-50-18</w:t>
             </w:r>
           </w:p>
           <w:p>
@@ -613,7 +699,7 @@
               <w:t xml:space="preserve">E-mail: </w:t>
             </w:r>
             <w:r>
-              <w:t xml:space="preserve">nurmagomedova@yandex.ru</w:t>
+              <w:t xml:space="preserve">nurmagomedova@bk.ru</w:t>
             </w:r>
           </w:p>
           <w:p/>
@@ -760,19 +846,19 @@
         <w:t xml:space="preserve">Реквизиты для возврата: </w:t>
       </w:r>
       <w:r>
-        <w:t xml:space="preserve">344002, г. Ростов-на-Дону, бул. Строителей, д. 20, кв. 93</w:t>
+        <w:t xml:space="preserve">603000, г. Нижний Новгород, наб. Баумана, д. 15, кв. 117</w:t>
       </w:r>
       <w:r>
         <w:t xml:space="preserve">, ИНН </w:t>
       </w:r>
       <w:r>
-        <w:t xml:space="preserve">7442737650</w:t>
+        <w:t xml:space="preserve">3626674499</w:t>
       </w:r>
       <w:r>
         <w:t xml:space="preserve">, контакт: </w:t>
       </w:r>
       <w:r>
-        <w:t xml:space="preserve">Сидорова Екатерина Владимировна</w:t>
+        <w:t xml:space="preserve">Кузнецова Дарья Сергеевна</w:t>
       </w:r>
     </w:p>
   </w:footnote>

--- a/tests/corpus_v2/docs/services_0008.docx
+++ b/tests/corpus_v2/docs/services_0008.docx
@@ -452,7 +452,13 @@
         <w:t xml:space="preserve">9.1. Контрольная запись: </w:t>
       </w:r>
       <w:r>
-        <w:t xml:space="preserve">16263/276-сс</w:t>
+        <w:rPr>
+          <w:b/>
+        </w:rPr>
+        <w:t xml:space="preserve">16</w:t>
+      </w:r>
+      <w:r>
+        <w:t xml:space="preserve">263/276-сс</w:t>
       </w:r>
       <w:r>
         <w:t xml:space="preserve">.</w:t>

--- a/tests/corpus_v2/docs/services_0008.docx
+++ b/tests/corpus_v2/docs/services_0008.docx
@@ -27,19 +27,19 @@
         <w:rPr>
           <w:b/>
         </w:rPr>
-        <w:t xml:space="preserve">87368/422-сс</w:t>
-      </w:r>
-    </w:p>
-    <w:p/>
-    <w:p>
-      <w:r>
-        <w:t xml:space="preserve">г. Тверь</w:t>
+        <w:t xml:space="preserve">7/14</w:t>
+      </w:r>
+    </w:p>
+    <w:p/>
+    <w:p>
+      <w:r>
+        <w:t xml:space="preserve">г. Москва</w:t>
       </w:r>
       <w:r>
         <w:t xml:space="preserve">     </w:t>
       </w:r>
       <w:r>
-        <w:t xml:space="preserve">02.05.2023</w:t>
+        <w:t xml:space="preserve">10.02.2025</w:t>
       </w:r>
     </w:p>
     <w:p/>
@@ -117,7 +117,7 @@
         <w:t xml:space="preserve">, с другой стороны, совместно именуемые «Стороны», заключили настоящий Договор № </w:t>
       </w:r>
       <w:r>
-        <w:t xml:space="preserve">93/2023-Д</w:t>
+        <w:t xml:space="preserve">24/21</w:t>
       </w:r>
       <w:r>
         <w:t xml:space="preserve"> (далее — Договор) о нижеследующем:</w:t>
@@ -167,7 +167,7 @@
         <w:t xml:space="preserve">Услуги считаются оказанными после подписания Сторонами акта сдачи-приёмки. Срок оплаты — </w:t>
       </w:r>
       <w:r>
-        <w:t xml:space="preserve">в течение двадцати рабочих дней с момента поступления денежных средств на расчетный счет</w:t>
+        <w:t xml:space="preserve">в течение пяти рабочих дней с момента поступления денежных средств на расчетный счет</w:t>
       </w:r>
       <w:r>
         <w:t xml:space="preserve">.</w:t>
@@ -195,7 +195,7 @@
         <w:t xml:space="preserve">2.1. Общая цена Договора: </w:t>
       </w:r>
       <w:r>
-        <w:t xml:space="preserve">94 000 (Девяносто четыре тысячи) руб. 5 коп.</w:t>
+        <w:t xml:space="preserve">4 600 000 (Четыре миллиона шестьсот тысяч) руб. 0 коп.</w:t>
       </w:r>
       <w:r>
         <w:t xml:space="preserve">.</w:t>
@@ -212,7 +212,7 @@
         <w:t xml:space="preserve">, но не более </w:t>
       </w:r>
       <w:r>
-        <w:t xml:space="preserve">5 (пять) процентов от цены Договора</w:t>
+        <w:t xml:space="preserve">20 (двадцать) процентов от цены Договора</w:t>
       </w:r>
       <w:r>
         <w:t xml:space="preserve">.</w:t>
@@ -455,10 +455,10 @@
         <w:rPr>
           <w:b/>
         </w:rPr>
-        <w:t xml:space="preserve">16</w:t>
-      </w:r>
-      <w:r>
-        <w:t xml:space="preserve">263/276-сс</w:t>
+        <w:t xml:space="preserve">07Ф-35</w:t>
+      </w:r>
+      <w:r>
+        <w:t xml:space="preserve">234/19-532Д</w:t>
       </w:r>
       <w:r>
         <w:t xml:space="preserve">.</w:t>
@@ -472,10 +472,10 @@
         <w:rPr>
           <w:b/>
         </w:rPr>
-        <w:t xml:space="preserve">30 2</w:t>
-      </w:r>
-      <w:r>
-        <w:t xml:space="preserve">00 000,43 ₽</w:t>
+        <w:t xml:space="preserve">35 8</w:t>
+      </w:r>
+      <w:r>
+        <w:t xml:space="preserve">00 000,80 ₽</w:t>
       </w:r>
       <w:r>
         <w:t xml:space="preserve">.</w:t>
@@ -505,7 +505,7 @@
       <w:r>
         <w:t xml:space="preserve">в течение 6</w:t>
         <w:br/>
-        <w:t xml:space="preserve">0 (Шестидесяти) дней с момента выставления счета</w:t>
+        <w:t xml:space="preserve">0 рабочих дней с момента заключения контракта</w:t>
       </w:r>
       <w:r>
         <w:t xml:space="preserve">.</w:t>

--- a/tests/corpus_v2/docs/services_0008.docx
+++ b/tests/corpus_v2/docs/services_0008.docx
@@ -27,19 +27,19 @@
         <w:rPr>
           <w:b/>
         </w:rPr>
-        <w:t xml:space="preserve">7/14</w:t>
-      </w:r>
-    </w:p>
-    <w:p/>
-    <w:p>
-      <w:r>
-        <w:t xml:space="preserve">г. Москва</w:t>
+        <w:t xml:space="preserve">7/11</w:t>
+      </w:r>
+    </w:p>
+    <w:p/>
+    <w:p>
+      <w:r>
+        <w:t xml:space="preserve">г. Самара</w:t>
       </w:r>
       <w:r>
         <w:t xml:space="preserve">     </w:t>
       </w:r>
       <w:r>
-        <w:t xml:space="preserve">10.02.2025</w:t>
+        <w:t xml:space="preserve">14.03.2023</w:t>
       </w:r>
     </w:p>
     <w:p/>
@@ -54,7 +54,7 @@
         <w:t xml:space="preserve">паспорт </w:t>
       </w:r>
       <w:r>
-        <w:t xml:space="preserve">65 22 214815</w:t>
+        <w:t xml:space="preserve">17 14 326866</w:t>
       </w:r>
       <w:r>
         <w:t xml:space="preserve">, выдан </w:t>
@@ -66,13 +66,13 @@
         <w:t xml:space="preserve"> </w:t>
       </w:r>
       <w:r>
-        <w:t xml:space="preserve">11.08.2014</w:t>
+        <w:t xml:space="preserve">28.08.2014</w:t>
       </w:r>
       <w:r>
         <w:t xml:space="preserve">, код подразделения </w:t>
       </w:r>
       <w:r>
-        <w:t xml:space="preserve">106-352</w:t>
+        <w:t xml:space="preserve">352-270</w:t>
       </w:r>
       <w:r>
         <w:t xml:space="preserve">, именуемый в дальнейшем «Исполнитель»</w:t>
@@ -90,25 +90,25 @@
         <w:t xml:space="preserve">паспорт </w:t>
       </w:r>
       <w:r>
-        <w:t xml:space="preserve">99 06 550262</w:t>
+        <w:t xml:space="preserve">43 21 685865</w:t>
       </w:r>
       <w:r>
         <w:t xml:space="preserve">, выдан </w:t>
       </w:r>
       <w:r>
-        <w:t xml:space="preserve">ТП № 2 ОУФМС России по Московской обл.</w:t>
+        <w:t xml:space="preserve">ГУ МВД России по г. Москве</w:t>
       </w:r>
       <w:r>
         <w:t xml:space="preserve"> </w:t>
       </w:r>
       <w:r>
-        <w:t xml:space="preserve">11.10.2013</w:t>
+        <w:t xml:space="preserve">04.07.2012</w:t>
       </w:r>
       <w:r>
         <w:t xml:space="preserve">, код подразделения </w:t>
       </w:r>
       <w:r>
-        <w:t xml:space="preserve">136-118</w:t>
+        <w:t xml:space="preserve">993-538</w:t>
       </w:r>
       <w:r>
         <w:t xml:space="preserve">, именуемая в дальнейшем «Заказчик»</w:t>
@@ -117,7 +117,7 @@
         <w:t xml:space="preserve">, с другой стороны, совместно именуемые «Стороны», заключили настоящий Договор № </w:t>
       </w:r>
       <w:r>
-        <w:t xml:space="preserve">24/21</w:t>
+        <w:t xml:space="preserve">47/12</w:t>
       </w:r>
       <w:r>
         <w:t xml:space="preserve"> (далее — Договор) о нижеследующем:</w:t>
@@ -195,7 +195,7 @@
         <w:t xml:space="preserve">2.1. Общая цена Договора: </w:t>
       </w:r>
       <w:r>
-        <w:t xml:space="preserve">4 600 000 (Четыре миллиона шестьсот тысяч) руб. 0 коп.</w:t>
+        <w:t xml:space="preserve">92 900 000 (Девяносто два миллиона девятьсот тысяч) руб. 5 коп.</w:t>
       </w:r>
       <w:r>
         <w:t xml:space="preserve">.</w:t>
@@ -223,7 +223,7 @@
         <w:t xml:space="preserve">2.3. Срок оплаты — </w:t>
       </w:r>
       <w:r>
-        <w:t xml:space="preserve">в течение 60 (Шестидесяти) банковских дней</w:t>
+        <w:t xml:space="preserve">в течение 20 (Двадцати) банковских дней</w:t>
       </w:r>
       <w:r>
         <w:t xml:space="preserve">.</w:t>
@@ -243,7 +243,7 @@
         <w:t xml:space="preserve">, артикул </w:t>
       </w:r>
       <w:r>
-        <w:t xml:space="preserve">RM-7799-15</w:t>
+        <w:t xml:space="preserve">RM-2347-14</w:t>
       </w:r>
       <w:r>
         <w:t xml:space="preserve">, код </w:t>
@@ -300,10 +300,16 @@
         <w:t xml:space="preserve">МКАС при ТПП РФ</w:t>
       </w:r>
       <w:r>
+        <w:t xml:space="preserve">. Товар отгружается с сопроводительным документом паспорт качества № </w:t>
+      </w:r>
+      <w:r>
+        <w:t xml:space="preserve">83 01 621191</w:t>
+      </w:r>
+      <w:r>
         <w:t xml:space="preserve">. Цена — </w:t>
       </w:r>
       <w:r>
-        <w:t xml:space="preserve">672000 (шестьсот семьдесят две тысячи) рублей 50 копеек</w:t>
+        <w:t xml:space="preserve">58300000 (пятьдесят восемь миллионов триста тысяч) рублей 00 копеек</w:t>
       </w:r>
       <w:r>
         <w:t xml:space="preserve">, </w:t>
@@ -329,7 +335,7 @@
         <w:t xml:space="preserve">3.1. Место исполнения обязательств: </w:t>
       </w:r>
       <w:r>
-        <w:t xml:space="preserve">603000, Тверская обл., г. Нижний Новгород, бул. Тверская, д. 65, корп. 1, литера А, пом. 12, оф. 103</w:t>
+        <w:t xml:space="preserve">614000, Новосибирская обл., г. Пермь, ш. Пушкина, д. 30, корп. 3, литера А, пом. 13, оф. 498</w:t>
       </w:r>
       <w:r>
         <w:t xml:space="preserve">.</w:t>
@@ -346,7 +352,7 @@
         <w:t xml:space="preserve"> по телефону </w:t>
       </w:r>
       <w:r>
-        <w:t xml:space="preserve">+7 (383) 345-14-30</w:t>
+        <w:t xml:space="preserve">+7 (383) 235-30-57</w:t>
       </w:r>
       <w:r>
         <w:t xml:space="preserve">.</w:t>
@@ -357,7 +363,7 @@
         <w:t xml:space="preserve">3.3. Срок исполнения обязательств — </w:t>
       </w:r>
       <w:r>
-        <w:t xml:space="preserve">в течение двадцати четырех месяцев с даты подписания Сторонами акта сдачи-приемки оказанных услуг</w:t>
+        <w:t xml:space="preserve">в течение тридцати шести месяцев с даты подписания Сторонами акта сдачи-приемки оказанных услуг</w:t>
       </w:r>
       <w:r>
         <w:t xml:space="preserve">.</w:t>
@@ -394,7 +400,7 @@
         <w:t xml:space="preserve">. Предельный размер ответственности: </w:t>
       </w:r>
       <w:r>
-        <w:t xml:space="preserve">5% от цены Договора</w:t>
+        <w:t xml:space="preserve">9% от цены Договора</w:t>
       </w:r>
       <w:r>
         <w:t xml:space="preserve">.</w:t>
@@ -416,7 +422,7 @@
         <w:t xml:space="preserve">Сторона, для которой создалась невозможность исполнения, обязана уведомить другую Сторону. Срок уведомления — </w:t>
       </w:r>
       <w:r>
-        <w:t xml:space="preserve">в течение 60 банковских дней с момента выставления счета</w:t>
+        <w:t xml:space="preserve">в течение 3 банковских дней с момента выставления счета</w:t>
       </w:r>
       <w:r>
         <w:t xml:space="preserve">.</w:t>
@@ -430,7 +436,7 @@
         <w:t xml:space="preserve">Все споры и разногласия решаются путём переговоров. Претензионный порядок обязателен, срок ответа на претензию — </w:t>
       </w:r>
       <w:r>
-        <w:t xml:space="preserve">не позднее 04.11.2026</w:t>
+        <w:t xml:space="preserve">не позднее 06.11.2026</w:t>
       </w:r>
       <w:r>
         <w:t xml:space="preserve">.</w:t>
@@ -455,10 +461,10 @@
         <w:rPr>
           <w:b/>
         </w:rPr>
-        <w:t xml:space="preserve">07Ф-35</w:t>
-      </w:r>
-      <w:r>
-        <w:t xml:space="preserve">234/19-532Д</w:t>
+        <w:t xml:space="preserve">59Ф-02</w:t>
+      </w:r>
+      <w:r>
+        <w:t xml:space="preserve">549/13-641Д</w:t>
       </w:r>
       <w:r>
         <w:t xml:space="preserve">.</w:t>
@@ -472,10 +478,10 @@
         <w:rPr>
           <w:b/>
         </w:rPr>
-        <w:t xml:space="preserve">35 8</w:t>
-      </w:r>
-      <w:r>
-        <w:t xml:space="preserve">00 000,80 ₽</w:t>
+        <w:t xml:space="preserve">95 5</w:t>
+      </w:r>
+      <w:r>
+        <w:t xml:space="preserve">00 000,32 ₽</w:t>
       </w:r>
       <w:r>
         <w:t xml:space="preserve">.</w:t>
@@ -489,10 +495,10 @@
         <w:rPr>
           <w:b/>
         </w:rPr>
-        <w:t xml:space="preserve">2</w:t>
-      </w:r>
-      <w:r>
-        <w:t xml:space="preserve">0 (двадцать) процентов от стоимости неоплаченных работ</w:t>
+        <w:t xml:space="preserve">1/1</w:t>
+      </w:r>
+      <w:r>
+        <w:t xml:space="preserve">50 ключевой ставки ЦБ РФ за каждый день просрочки</w:t>
       </w:r>
       <w:r>
         <w:t xml:space="preserve">.</w:t>
@@ -503,9 +509,9 @@
         <w:t xml:space="preserve">9.4. Контрольная запись: </w:t>
       </w:r>
       <w:r>
-        <w:t xml:space="preserve">в течение 6</w:t>
+        <w:t xml:space="preserve">в течение 1</w:t>
         <w:br/>
-        <w:t xml:space="preserve">0 рабочих дней с момента заключения контракта</w:t>
+        <w:t xml:space="preserve">4 рабочих дней с момента заключения контракта</w:t>
       </w:r>
       <w:r>
         <w:t xml:space="preserve">.</w:t>
@@ -568,7 +574,7 @@
               <w:t xml:space="preserve">Адрес регистрации: </w:t>
             </w:r>
             <w:r>
-              <w:t xml:space="preserve">Свердловская обл., Дмитровский р-н, 53 км автодороги М-8 «Дон», стр. 6</w:t>
+              <w:t xml:space="preserve">Московская обл., тер. СНТ «Родник», уч. 264</w:t>
             </w:r>
           </w:p>
           <w:p>
@@ -576,16 +582,16 @@
               <w:t xml:space="preserve">Паспорт </w:t>
             </w:r>
             <w:r>
-              <w:t xml:space="preserve">65 22 214815</w:t>
-            </w:r>
-            <w:r>
-              <w:t xml:space="preserve">, выдан ОУФМС России по Тверской области в Заволжском р-не 11.08.2014</w:t>
+              <w:t xml:space="preserve">17 14 326866</w:t>
+            </w:r>
+            <w:r>
+              <w:t xml:space="preserve">, выдан ОУФМС России по Тверской области в Заволжском р-не 28.08.2014</w:t>
             </w:r>
             <w:r>
               <w:t xml:space="preserve">, код подразделения </w:t>
             </w:r>
             <w:r>
-              <w:t xml:space="preserve">106-352</w:t>
+              <w:t xml:space="preserve">352-270</w:t>
             </w:r>
           </w:p>
           <w:p>
@@ -593,13 +599,13 @@
               <w:t xml:space="preserve">СНИЛС </w:t>
             </w:r>
             <w:r>
-              <w:t xml:space="preserve">418-471-823 93</w:t>
+              <w:t xml:space="preserve">471-823-831 99</w:t>
             </w:r>
             <w:r>
               <w:t xml:space="preserve"> ИНН </w:t>
             </w:r>
             <w:r>
-              <w:t xml:space="preserve">264065556630</w:t>
+              <w:t xml:space="preserve">065556641837</w:t>
             </w:r>
           </w:p>
           <w:p>
@@ -607,7 +613,7 @@
               <w:t xml:space="preserve">Тел.: </w:t>
             </w:r>
             <w:r>
-              <w:t xml:space="preserve">+7 (846) 261-68-62</w:t>
+              <w:t xml:space="preserve">+7 (812) 603-23-66</w:t>
             </w:r>
           </w:p>
           <w:p>
@@ -650,7 +656,7 @@
               <w:t xml:space="preserve">Дата рождения: </w:t>
             </w:r>
             <w:r>
-              <w:t xml:space="preserve">13.07.1957</w:t>
+              <w:t xml:space="preserve">12.06.1979</w:t>
             </w:r>
           </w:p>
           <w:p>
@@ -658,7 +664,7 @@
               <w:t xml:space="preserve">Адрес регистрации: </w:t>
             </w:r>
             <w:r>
-              <w:t xml:space="preserve">630099, Тверская обл., г. Новосибирск, пер. Лесная, д. 35, корп. 2, литера А, пом. 7, оф. 351</w:t>
+              <w:t xml:space="preserve">Тверская обл., тер. СНТ «Родник», уч. 233</w:t>
             </w:r>
           </w:p>
           <w:p>
@@ -666,16 +672,16 @@
               <w:t xml:space="preserve">Паспорт </w:t>
             </w:r>
             <w:r>
-              <w:t xml:space="preserve">99 06 550262</w:t>
-            </w:r>
-            <w:r>
-              <w:t xml:space="preserve">, выдан ТП № 2 ОУФМС России по Московской обл. 11.10.2013</w:t>
+              <w:t xml:space="preserve">43 21 685865</w:t>
+            </w:r>
+            <w:r>
+              <w:t xml:space="preserve">, выдан ГУ МВД России по г. Москве 04.07.2012</w:t>
             </w:r>
             <w:r>
               <w:t xml:space="preserve">, код подразделения </w:t>
             </w:r>
             <w:r>
-              <w:t xml:space="preserve">136-118</w:t>
+              <w:t xml:space="preserve">993-538</w:t>
             </w:r>
           </w:p>
           <w:p>
@@ -683,13 +689,13 @@
               <w:t xml:space="preserve">СНИЛС </w:t>
             </w:r>
             <w:r>
-              <w:t xml:space="preserve">262-865-547 06</w:t>
+              <w:t xml:space="preserve">628-655-472 33</w:t>
             </w:r>
             <w:r>
               <w:t xml:space="preserve"> ИНН </w:t>
             </w:r>
             <w:r>
-              <w:t xml:space="preserve">530306987355</w:t>
+              <w:t xml:space="preserve">303069873209</w:t>
             </w:r>
           </w:p>
           <w:p>
@@ -697,7 +703,7 @@
               <w:t xml:space="preserve">Тел.: </w:t>
             </w:r>
             <w:r>
-              <w:t xml:space="preserve">+7 (843) 446-50-18</w:t>
+              <w:t xml:space="preserve">+7 (843) 564-29-56</w:t>
             </w:r>
           </w:p>
           <w:p>
@@ -705,7 +711,7 @@
               <w:t xml:space="preserve">E-mail: </w:t>
             </w:r>
             <w:r>
-              <w:t xml:space="preserve">nurmagomedova@bk.ru</w:t>
+              <w:t xml:space="preserve">nurmagomedova@sibtrans.ru</w:t>
             </w:r>
           </w:p>
           <w:p/>
@@ -747,7 +753,7 @@
               <w:t xml:space="preserve">ИНН: </w:t>
             </w:r>
             <w:r>
-              <w:t xml:space="preserve">2640</w:t>
+              <w:t xml:space="preserve">0655</w:t>
             </w:r>
           </w:p>
         </w:tc>
@@ -757,7 +763,7 @@
           </w:tcPr>
           <w:p>
             <w:r>
-              <w:t xml:space="preserve">65556630</w:t>
+              <w:t xml:space="preserve">56641837</w:t>
             </w:r>
           </w:p>
         </w:tc>
@@ -852,19 +858,19 @@
         <w:t xml:space="preserve">Реквизиты для возврата: </w:t>
       </w:r>
       <w:r>
-        <w:t xml:space="preserve">603000, г. Нижний Новгород, наб. Баумана, д. 15, кв. 117</w:t>
+        <w:t xml:space="preserve">141400, г. Химки, просп. Победы, д. 57, кв. 50</w:t>
       </w:r>
       <w:r>
         <w:t xml:space="preserve">, ИНН </w:t>
       </w:r>
       <w:r>
-        <w:t xml:space="preserve">3626674499</w:t>
+        <w:t xml:space="preserve">7655188116</w:t>
       </w:r>
       <w:r>
         <w:t xml:space="preserve">, контакт: </w:t>
       </w:r>
       <w:r>
-        <w:t xml:space="preserve">Кузнецова Дарья Сергеевна</w:t>
+        <w:t xml:space="preserve">Лебедева Наталья Сергеевна</w:t>
       </w:r>
     </w:p>
   </w:footnote>

--- a/tests/corpus_v2/docs/services_0008.docx
+++ b/tests/corpus_v2/docs/services_0008.docx
@@ -306,10 +306,46 @@
         <w:t xml:space="preserve">83 01 621191</w:t>
       </w:r>
       <w:r>
+        <w:t xml:space="preserve">. К партии приложен паспорт изделия № </w:t>
+      </w:r>
+      <w:r>
+        <w:t xml:space="preserve">72 21 435174</w:t>
+      </w:r>
+      <w:r>
+        <w:t xml:space="preserve">. Оборудование поставляется с паспортом транспортного средства № </w:t>
+      </w:r>
+      <w:r>
+        <w:t xml:space="preserve">06 21 215139</w:t>
+      </w:r>
+      <w:r>
+        <w:t xml:space="preserve">. Приёмка производится согласно техническому паспорту </w:t>
+      </w:r>
+      <w:r>
+        <w:t xml:space="preserve">72 08 579607</w:t>
+      </w:r>
+      <w:r>
+        <w:t xml:space="preserve">. СНИЛС не указан, номер заказа </w:t>
+      </w:r>
+      <w:r>
+        <w:t xml:space="preserve">556-413-797 64</w:t>
+      </w:r>
+      <w:r>
+        <w:t xml:space="preserve">. Дата рождения не проставлена, документ выдан </w:t>
+      </w:r>
+      <w:r>
+        <w:t xml:space="preserve">05.03.2020</w:t>
+      </w:r>
+      <w:r>
+        <w:t xml:space="preserve">. Код подразделения, см. артикул </w:t>
+      </w:r>
+      <w:r>
+        <w:t xml:space="preserve">008-550</w:t>
+      </w:r>
+      <w:r>
         <w:t xml:space="preserve">. Цена — </w:t>
       </w:r>
       <w:r>
-        <w:t xml:space="preserve">58300000 (пятьдесят восемь миллионов триста тысяч) рублей 00 копеек</w:t>
+        <w:t xml:space="preserve">994000 (девятьсот девяносто четыре тысячи) рублей 00 копеек</w:t>
       </w:r>
       <w:r>
         <w:t xml:space="preserve">, </w:t>
@@ -335,7 +371,7 @@
         <w:t xml:space="preserve">3.1. Место исполнения обязательств: </w:t>
       </w:r>
       <w:r>
-        <w:t xml:space="preserve">614000, Новосибирская обл., г. Пермь, ш. Пушкина, д. 30, корп. 3, литера А, пом. 13, оф. 498</w:t>
+        <w:t xml:space="preserve">614000, Новосибирская обл., г. Пермь, бул. Космонавтов, д. 3, корп. 1, литера А, пом. 21, оф. 439</w:t>
       </w:r>
       <w:r>
         <w:t xml:space="preserve">.</w:t>
@@ -352,7 +388,7 @@
         <w:t xml:space="preserve"> по телефону </w:t>
       </w:r>
       <w:r>
-        <w:t xml:space="preserve">+7 (383) 235-30-57</w:t>
+        <w:t xml:space="preserve">+7 (812) 148-44-46</w:t>
       </w:r>
       <w:r>
         <w:t xml:space="preserve">.</w:t>
@@ -363,7 +399,7 @@
         <w:t xml:space="preserve">3.3. Срок исполнения обязательств — </w:t>
       </w:r>
       <w:r>
-        <w:t xml:space="preserve">в течение тридцати шести месяцев с даты подписания Сторонами акта сдачи-приемки оказанных услуг</w:t>
+        <w:t xml:space="preserve">в течение двенадцати месяцев с даты подписания Сторонами акта сдачи-приемки оказанных услуг</w:t>
       </w:r>
       <w:r>
         <w:t xml:space="preserve">.</w:t>
@@ -400,7 +436,7 @@
         <w:t xml:space="preserve">. Предельный размер ответственности: </w:t>
       </w:r>
       <w:r>
-        <w:t xml:space="preserve">9% от цены Договора</w:t>
+        <w:t xml:space="preserve">18% от цены Договора</w:t>
       </w:r>
       <w:r>
         <w:t xml:space="preserve">.</w:t>
@@ -436,7 +472,7 @@
         <w:t xml:space="preserve">Все споры и разногласия решаются путём переговоров. Претензионный порядок обязателен, срок ответа на претензию — </w:t>
       </w:r>
       <w:r>
-        <w:t xml:space="preserve">не позднее 06.11.2026</w:t>
+        <w:t xml:space="preserve">не позднее 17.06.2026</w:t>
       </w:r>
       <w:r>
         <w:t xml:space="preserve">.</w:t>
@@ -461,10 +497,10 @@
         <w:rPr>
           <w:b/>
         </w:rPr>
-        <w:t xml:space="preserve">59Ф-02</w:t>
-      </w:r>
-      <w:r>
-        <w:t xml:space="preserve">549/13-641Д</w:t>
+        <w:t xml:space="preserve">14Ф-57</w:t>
+      </w:r>
+      <w:r>
+        <w:t xml:space="preserve">463/24-844Д</w:t>
       </w:r>
       <w:r>
         <w:t xml:space="preserve">.</w:t>
@@ -478,10 +514,10 @@
         <w:rPr>
           <w:b/>
         </w:rPr>
-        <w:t xml:space="preserve">95 5</w:t>
-      </w:r>
-      <w:r>
-        <w:t xml:space="preserve">00 000,32 ₽</w:t>
+        <w:t xml:space="preserve">81 4</w:t>
+      </w:r>
+      <w:r>
+        <w:t xml:space="preserve">00 000,41 ₽</w:t>
       </w:r>
       <w:r>
         <w:t xml:space="preserve">.</w:t>
@@ -495,10 +531,10 @@
         <w:rPr>
           <w:b/>
         </w:rPr>
-        <w:t xml:space="preserve">1/1</w:t>
-      </w:r>
-      <w:r>
-        <w:t xml:space="preserve">50 ключевой ставки ЦБ РФ за каждый день просрочки</w:t>
+        <w:t xml:space="preserve">1</w:t>
+      </w:r>
+      <w:r>
+        <w:t xml:space="preserve">5 (пятнадцать) процентов от стоимости неоплаченных работ</w:t>
       </w:r>
       <w:r>
         <w:t xml:space="preserve">.</w:t>
@@ -509,9 +545,9 @@
         <w:t xml:space="preserve">9.4. Контрольная запись: </w:t>
       </w:r>
       <w:r>
-        <w:t xml:space="preserve">в течение 1</w:t>
+        <w:t xml:space="preserve">в течение 4</w:t>
         <w:br/>
-        <w:t xml:space="preserve">4 рабочих дней с момента заключения контракта</w:t>
+        <w:t xml:space="preserve">5 рабочих дней с момента заключения контракта</w:t>
       </w:r>
       <w:r>
         <w:t xml:space="preserve">.</w:t>
@@ -574,7 +610,7 @@
               <w:t xml:space="preserve">Адрес регистрации: </w:t>
             </w:r>
             <w:r>
-              <w:t xml:space="preserve">Московская обл., тер. СНТ «Родник», уч. 264</w:t>
+              <w:t xml:space="preserve">Ленинградская обл., Наро-Фоминский р-н, 32 км автодороги М-8 «Дон», стр. 2</w:t>
             </w:r>
           </w:p>
           <w:p>
@@ -613,7 +649,7 @@
               <w:t xml:space="preserve">Тел.: </w:t>
             </w:r>
             <w:r>
-              <w:t xml:space="preserve">+7 (812) 603-23-66</w:t>
+              <w:t xml:space="preserve">+7 (843) 510-53-50</w:t>
             </w:r>
           </w:p>
           <w:p>
@@ -621,7 +657,7 @@
               <w:t xml:space="preserve">E-mail: </w:t>
             </w:r>
             <w:r>
-              <w:t xml:space="preserve">li@sibtrans.ru</w:t>
+              <w:t xml:space="preserve">li@mail.ru</w:t>
             </w:r>
           </w:p>
           <w:p/>
@@ -664,7 +700,7 @@
               <w:t xml:space="preserve">Адрес регистрации: </w:t>
             </w:r>
             <w:r>
-              <w:t xml:space="preserve">Тверская обл., тер. СНТ «Родник», уч. 233</w:t>
+              <w:t xml:space="preserve">Свердловская обл., тер. СНТ «Родник», уч. 117</w:t>
             </w:r>
           </w:p>
           <w:p>
@@ -703,7 +739,7 @@
               <w:t xml:space="preserve">Тел.: </w:t>
             </w:r>
             <w:r>
-              <w:t xml:space="preserve">+7 (843) 564-29-56</w:t>
+              <w:t xml:space="preserve">+7 (843) 287-64-64</w:t>
             </w:r>
           </w:p>
           <w:p>
@@ -858,19 +894,19 @@
         <w:t xml:space="preserve">Реквизиты для возврата: </w:t>
       </w:r>
       <w:r>
-        <w:t xml:space="preserve">141400, г. Химки, просп. Победы, д. 57, кв. 50</w:t>
+        <w:t xml:space="preserve">141400, г. Химки, наб. Октябрьская, д. 80, кв. 89</w:t>
       </w:r>
       <w:r>
         <w:t xml:space="preserve">, ИНН </w:t>
       </w:r>
       <w:r>
-        <w:t xml:space="preserve">7655188116</w:t>
+        <w:t xml:space="preserve">2248191869</w:t>
       </w:r>
       <w:r>
         <w:t xml:space="preserve">, контакт: </w:t>
       </w:r>
       <w:r>
-        <w:t xml:space="preserve">Лебедева Наталья Сергеевна</w:t>
+        <w:t xml:space="preserve">Зайцева Елена Юрьевна</w:t>
       </w:r>
     </w:p>
   </w:footnote>

--- a/tests/corpus_v2/docs/services_0008.docx
+++ b/tests/corpus_v2/docs/services_0008.docx
@@ -357,212 +357,120 @@
         <w:t xml:space="preserve">.</w:t>
       </w:r>
     </w:p>
-    <w:p/>
-    <w:p>
-      <w:r>
-        <w:rPr>
-          <w:b/>
-        </w:rPr>
-        <w:t xml:space="preserve">3. МЕСТО И СРОКИ ИСПОЛНЕНИЯ</w:t>
-      </w:r>
-    </w:p>
-    <w:p>
-      <w:r>
-        <w:t xml:space="preserve">3.1. Место исполнения обязательств: </w:t>
-      </w:r>
-      <w:r>
-        <w:t xml:space="preserve">614000, Новосибирская обл., г. Пермь, бул. Космонавтов, д. 3, корп. 1, литера А, пом. 21, оф. 439</w:t>
-      </w:r>
-      <w:r>
-        <w:t xml:space="preserve">.</w:t>
-      </w:r>
-    </w:p>
-    <w:p>
-      <w:r>
-        <w:t xml:space="preserve">3.2. Уведомления направляются </w:t>
-      </w:r>
-      <w:r>
-        <w:t xml:space="preserve">Нурмагомедовой Хадижат Магомедовне</w:t>
-      </w:r>
-      <w:r>
-        <w:t xml:space="preserve"> по телефону </w:t>
-      </w:r>
-      <w:r>
-        <w:t xml:space="preserve">+7 (812) 148-44-46</w:t>
-      </w:r>
-      <w:r>
-        <w:t xml:space="preserve">.</w:t>
-      </w:r>
-    </w:p>
-    <w:p>
-      <w:r>
-        <w:t xml:space="preserve">3.3. Срок исполнения обязательств — </w:t>
-      </w:r>
-      <w:r>
-        <w:t xml:space="preserve">в течение двенадцати месяцев с даты подписания Сторонами акта сдачи-приемки оказанных услуг</w:t>
-      </w:r>
-      <w:r>
-        <w:t xml:space="preserve">.</w:t>
-      </w:r>
-    </w:p>
-    <w:p/>
-    <w:p>
-      <w:r>
-        <w:rPr>
-          <w:b/>
-        </w:rPr>
-        <w:t xml:space="preserve">4. ПРОЧИЕ УСЛОВИЯ</w:t>
-      </w:r>
-    </w:p>
-    <w:p>
-      <w:r>
-        <w:t xml:space="preserve">4.1. </w:t>
-      </w:r>
-      <w:r>
-        <w:t xml:space="preserve">Стороны несут ответственность за неисполнение или ненадлежащее исполнение обязательств в соответствии с законодательством Российской Федерации.</w:t>
-      </w:r>
-    </w:p>
-    <w:p>
-      <w:r>
-        <w:t xml:space="preserve">4.2. </w:t>
-      </w:r>
-      <w:r>
-        <w:t xml:space="preserve">Размер неустойки за нарушение сроков оплаты: </w:t>
-      </w:r>
-      <w:r>
-        <w:t xml:space="preserve">0,1 (одна десятая процента) % годовых</w:t>
-      </w:r>
-      <w:r>
-        <w:t xml:space="preserve">. Предельный размер ответственности: </w:t>
-      </w:r>
-      <w:r>
-        <w:t xml:space="preserve">18% от цены Договора</w:t>
-      </w:r>
-      <w:r>
-        <w:t xml:space="preserve">.</w:t>
-      </w:r>
-    </w:p>
-    <w:p>
-      <w:r>
-        <w:t xml:space="preserve">4.3. </w:t>
-      </w:r>
-      <w:r>
-        <w:t xml:space="preserve">Стороны освобождаются от ответственности при наступлении обстоятельств непреодолимой силы, если они прямо повлияли на исполнение обязательств.</w:t>
-      </w:r>
-    </w:p>
-    <w:p>
-      <w:r>
-        <w:t xml:space="preserve">4.4. </w:t>
-      </w:r>
-      <w:r>
-        <w:t xml:space="preserve">Сторона, для которой создалась невозможность исполнения, обязана уведомить другую Сторону. Срок уведомления — </w:t>
-      </w:r>
-      <w:r>
-        <w:t xml:space="preserve">в течение 3 банковских дней с момента выставления счета</w:t>
-      </w:r>
-      <w:r>
-        <w:t xml:space="preserve">.</w:t>
-      </w:r>
-    </w:p>
-    <w:p>
-      <w:r>
-        <w:t xml:space="preserve">4.5. </w:t>
-      </w:r>
-      <w:r>
-        <w:t xml:space="preserve">Все споры и разногласия решаются путём переговоров. Претензионный порядок обязателен, срок ответа на претензию — </w:t>
-      </w:r>
-      <w:r>
-        <w:t xml:space="preserve">не позднее 17.06.2026</w:t>
-      </w:r>
-      <w:r>
-        <w:t xml:space="preserve">.</w:t>
-      </w:r>
-    </w:p>
-    <w:p/>
-    <w:p/>
-    <w:p/>
-    <w:p>
-      <w:r>
-        <w:rPr>
-          <w:b/>
-        </w:rPr>
-        <w:t xml:space="preserve">9. КОНТРОЛЬНЫЕ ВЕЛИЧИНЫ</w:t>
-      </w:r>
-    </w:p>
-    <w:p>
-      <w:r>
-        <w:t xml:space="preserve">9.1. Контрольная запись: </w:t>
-      </w:r>
-      <w:r>
-        <w:rPr>
-          <w:b/>
-        </w:rPr>
-        <w:t xml:space="preserve">14Ф-57</w:t>
-      </w:r>
-      <w:r>
-        <w:t xml:space="preserve">463/24-844Д</w:t>
-      </w:r>
-      <w:r>
-        <w:t xml:space="preserve">.</w:t>
-      </w:r>
-    </w:p>
-    <w:p>
-      <w:r>
-        <w:t xml:space="preserve">9.2. Контрольная запись: </w:t>
-      </w:r>
-      <w:r>
-        <w:rPr>
-          <w:b/>
-        </w:rPr>
-        <w:t xml:space="preserve">81 4</w:t>
-      </w:r>
-      <w:r>
-        <w:t xml:space="preserve">00 000,41 ₽</w:t>
-      </w:r>
-      <w:r>
-        <w:t xml:space="preserve">.</w:t>
-      </w:r>
-    </w:p>
-    <w:p>
-      <w:r>
-        <w:t xml:space="preserve">9.3. Контрольная запись: </w:t>
-      </w:r>
-      <w:r>
-        <w:rPr>
-          <w:b/>
-        </w:rPr>
-        <w:t xml:space="preserve">1</w:t>
-      </w:r>
-      <w:r>
-        <w:t xml:space="preserve">5 (пятнадцать) процентов от стоимости неоплаченных работ</w:t>
-      </w:r>
-      <w:r>
-        <w:t xml:space="preserve">.</w:t>
-      </w:r>
-    </w:p>
-    <w:p>
-      <w:r>
-        <w:t xml:space="preserve">9.4. Контрольная запись: </w:t>
-      </w:r>
-      <w:r>
-        <w:t xml:space="preserve">в течение 4</w:t>
-        <w:br/>
-        <w:t xml:space="preserve">5 рабочих дней с момента заключения контракта</w:t>
-      </w:r>
-      <w:r>
-        <w:t xml:space="preserve">.</w:t>
-      </w:r>
-    </w:p>
-    <w:p/>
-    <w:p>
-      <w:r>
-        <w:rPr>
-          <w:b/>
-        </w:rPr>
-        <w:t xml:space="preserve">РЕКВИЗИТЫ И ПОДПИСИ СТОРОН</w:t>
-      </w:r>
-    </w:p>
-    <w:p/>
+    <w:p>
+      <w:r>
+        <w:t xml:space="preserve">2.5. </w:t>
+      </w:r>
+      <w:r>
+        <w:t xml:space="preserve">Товар маркирован штрихкодом </w:t>
+      </w:r>
+      <w:r>
+        <w:t xml:space="preserve">4609283707229</w:t>
+      </w:r>
+      <w:r>
+        <w:t xml:space="preserve">. Код контрагента по ОКПО — </w:t>
+      </w:r>
+      <w:r>
+        <w:t xml:space="preserve">7443652987</w:t>
+      </w:r>
+      <w:r>
+        <w:t xml:space="preserve">. Оборудование учтено под инвентарным номером </w:t>
+      </w:r>
+      <w:r>
+        <w:t xml:space="preserve">047694298</w:t>
+      </w:r>
+      <w:r>
+        <w:t xml:space="preserve">, складской позиции присвоен номер </w:t>
+      </w:r>
+      <w:r>
+        <w:t xml:space="preserve">020876979</w:t>
+      </w:r>
+      <w:r>
+        <w:t xml:space="preserve">.</w:t>
+      </w:r>
+    </w:p>
+    <w:p>
+      <w:r>
+        <w:t xml:space="preserve">2.6. </w:t>
+      </w:r>
+      <w:r>
+        <w:t xml:space="preserve">Оплата по счёту-фактуре на КБК </w:t>
+      </w:r>
+      <w:r>
+        <w:t xml:space="preserve">18210101011011000174</w:t>
+      </w:r>
+      <w:r>
+        <w:t xml:space="preserve">. ИНН не присвоен, регистрационный № </w:t>
+      </w:r>
+      <w:r>
+        <w:t xml:space="preserve">9099028573</w:t>
+      </w:r>
+      <w:r>
+        <w:t xml:space="preserve">. ИНН не присвоен, платёжный документ № </w:t>
+      </w:r>
+      <w:r>
+        <w:t xml:space="preserve">729815503320</w:t>
+      </w:r>
+      <w:r>
+        <w:t xml:space="preserve">. Заказчик действует в лице </w:t>
+      </w:r>
+      <w:r>
+        <w:t xml:space="preserve">уполномоченного представителя</w:t>
+      </w:r>
+      <w:r>
+        <w:t xml:space="preserve">, назначаемого приказом.</w:t>
+      </w:r>
+    </w:p>
+    <w:p>
+      <w:r>
+        <w:t xml:space="preserve">2.7. </w:t>
+      </w:r>
+      <w:r>
+        <w:t xml:space="preserve">Массовая доля влаги в товаре — </w:t>
+      </w:r>
+      <w:r>
+        <w:t xml:space="preserve">не более 12 %</w:t>
+      </w:r>
+      <w:r>
+        <w:t xml:space="preserve">. Товар подлежит хранению </w:t>
+      </w:r>
+      <w:r>
+        <w:t xml:space="preserve">в течение 12 часов</w:t>
+      </w:r>
+      <w:r>
+        <w:t xml:space="preserve"> при температуре не выше +4 °C. Срок исковой давности по требованиям, вытекающим из Договора, составляет </w:t>
+      </w:r>
+      <w:r>
+        <w:t xml:space="preserve">в течение трёх лет</w:t>
+      </w:r>
+      <w:r>
+        <w:t xml:space="preserve">, как установлено статьёй 196 Гражданского кодекса Российской Федерации. Обработка данных ведётся согласно Федеральному закону от 27.07.2006 № 152-ФЗ </w:t>
+      </w:r>
+      <w:r>
+        <w:t xml:space="preserve">«О персональных данных»</w:t>
+      </w:r>
+      <w:r>
+        <w:t xml:space="preserve">. Товар поставляется под маркой </w:t>
+      </w:r>
+      <w:r>
+        <w:t xml:space="preserve">«Стандарт»</w:t>
+      </w:r>
+      <w:r>
+        <w:t xml:space="preserve">. Влажность определяется </w:t>
+      </w:r>
+      <w:r>
+        <w:t xml:space="preserve">по методу Кьельдаля</w:t>
+      </w:r>
+      <w:r>
+        <w:t xml:space="preserve">. Споры передаются на рассмотрение в Арбитражный суд </w:t>
+      </w:r>
+      <w:r>
+        <w:t xml:space="preserve">города Москвы</w:t>
+      </w:r>
+      <w:r>
+        <w:t xml:space="preserve">.</w:t>
+      </w:r>
+    </w:p>
     <w:tbl>
       <w:tblPr>
         <w:tblW w:w="9360" w:type="dxa"/>
@@ -586,87 +494,7 @@
           </w:tcPr>
           <w:p>
             <w:r>
-              <w:rPr>
-                <w:b/>
-              </w:rPr>
-              <w:t xml:space="preserve">Исполнитель:</w:t>
-            </w:r>
-          </w:p>
-          <w:p>
-            <w:r>
-              <w:t xml:space="preserve">Ли Вэй</w:t>
-            </w:r>
-          </w:p>
-          <w:p>
-            <w:r>
-              <w:t xml:space="preserve">Дата рождения: </w:t>
-            </w:r>
-            <w:r>
-              <w:t xml:space="preserve">17.08.1977</w:t>
-            </w:r>
-          </w:p>
-          <w:p>
-            <w:r>
-              <w:t xml:space="preserve">Адрес регистрации: </w:t>
-            </w:r>
-            <w:r>
-              <w:t xml:space="preserve">Ленинградская обл., Наро-Фоминский р-н, 32 км автодороги М-8 «Дон», стр. 2</w:t>
-            </w:r>
-          </w:p>
-          <w:p>
-            <w:r>
-              <w:t xml:space="preserve">Паспорт </w:t>
-            </w:r>
-            <w:r>
-              <w:t xml:space="preserve">17 14 326866</w:t>
-            </w:r>
-            <w:r>
-              <w:t xml:space="preserve">, выдан ОУФМС России по Тверской области в Заволжском р-не 28.08.2014</w:t>
-            </w:r>
-            <w:r>
-              <w:t xml:space="preserve">, код подразделения </w:t>
-            </w:r>
-            <w:r>
-              <w:t xml:space="preserve">352-270</w:t>
-            </w:r>
-          </w:p>
-          <w:p>
-            <w:r>
-              <w:t xml:space="preserve">СНИЛС </w:t>
-            </w:r>
-            <w:r>
-              <w:t xml:space="preserve">471-823-831 99</w:t>
-            </w:r>
-            <w:r>
-              <w:t xml:space="preserve"> ИНН </w:t>
-            </w:r>
-            <w:r>
-              <w:t xml:space="preserve">065556641837</w:t>
-            </w:r>
-          </w:p>
-          <w:p>
-            <w:r>
-              <w:t xml:space="preserve">Тел.: </w:t>
-            </w:r>
-            <w:r>
-              <w:t xml:space="preserve">+7 (843) 510-53-50</w:t>
-            </w:r>
-          </w:p>
-          <w:p>
-            <w:r>
-              <w:t xml:space="preserve">E-mail: </w:t>
-            </w:r>
-            <w:r>
-              <w:t xml:space="preserve">li@mail.ru</w:t>
-            </w:r>
-          </w:p>
-          <w:p/>
-          <w:p>
-            <w:r>
-              <w:t xml:space="preserve">______________ </w:t>
-            </w:r>
-            <w:r>
-              <w:t xml:space="preserve">Ли В.</w:t>
+              <w:t xml:space="preserve">8</w:t>
             </w:r>
           </w:p>
         </w:tc>
@@ -676,92 +504,217 @@
           </w:tcPr>
           <w:p>
             <w:r>
-              <w:rPr>
-                <w:b/>
-              </w:rPr>
-              <w:t xml:space="preserve">Заказчик:</w:t>
-            </w:r>
-          </w:p>
-          <w:p>
-            <w:r>
-              <w:t xml:space="preserve">Нурмагомедова Хадижат Магомедовна</w:t>
-            </w:r>
-          </w:p>
-          <w:p>
-            <w:r>
-              <w:t xml:space="preserve">Дата рождения: </w:t>
-            </w:r>
-            <w:r>
-              <w:t xml:space="preserve">12.06.1979</w:t>
-            </w:r>
-          </w:p>
-          <w:p>
-            <w:r>
-              <w:t xml:space="preserve">Адрес регистрации: </w:t>
-            </w:r>
-            <w:r>
-              <w:t xml:space="preserve">Свердловская обл., тер. СНТ «Родник», уч. 117</w:t>
-            </w:r>
-          </w:p>
-          <w:p>
-            <w:r>
-              <w:t xml:space="preserve">Паспорт </w:t>
-            </w:r>
-            <w:r>
-              <w:t xml:space="preserve">43 21 685865</w:t>
-            </w:r>
-            <w:r>
-              <w:t xml:space="preserve">, выдан ГУ МВД России по г. Москве 04.07.2012</w:t>
-            </w:r>
-            <w:r>
-              <w:t xml:space="preserve">, код подразделения </w:t>
-            </w:r>
-            <w:r>
-              <w:t xml:space="preserve">993-538</w:t>
-            </w:r>
-          </w:p>
-          <w:p>
-            <w:r>
-              <w:t xml:space="preserve">СНИЛС </w:t>
-            </w:r>
-            <w:r>
-              <w:t xml:space="preserve">628-655-472 33</w:t>
-            </w:r>
-            <w:r>
-              <w:t xml:space="preserve"> ИНН </w:t>
-            </w:r>
-            <w:r>
-              <w:t xml:space="preserve">303069873209</w:t>
-            </w:r>
-          </w:p>
-          <w:p>
-            <w:r>
-              <w:t xml:space="preserve">Тел.: </w:t>
-            </w:r>
-            <w:r>
-              <w:t xml:space="preserve">+7 (843) 287-64-64</w:t>
-            </w:r>
-          </w:p>
-          <w:p>
-            <w:r>
-              <w:t xml:space="preserve">E-mail: </w:t>
-            </w:r>
-            <w:r>
-              <w:t xml:space="preserve">nurmagomedova@sibtrans.ru</w:t>
-            </w:r>
-          </w:p>
-          <w:p/>
-          <w:p>
-            <w:r>
-              <w:t xml:space="preserve">______________ </w:t>
-            </w:r>
-            <w:r>
-              <w:t xml:space="preserve">Нурмагомедова Х. М.</w:t>
+              <w:t xml:space="preserve">5449487766</w:t>
             </w:r>
           </w:p>
         </w:tc>
       </w:tr>
     </w:tbl>
+    <w:p/>
+    <w:p>
+      <w:r>
+        <w:rPr>
+          <w:b/>
+        </w:rPr>
+        <w:t xml:space="preserve">3. МЕСТО И СРОКИ ИСПОЛНЕНИЯ</w:t>
+      </w:r>
+    </w:p>
+    <w:p>
+      <w:r>
+        <w:t xml:space="preserve">3.1. Место исполнения обязательств: </w:t>
+      </w:r>
+      <w:r>
+        <w:t xml:space="preserve">Московская обл., тер. СНТ «Родник», уч. 264</w:t>
+      </w:r>
+      <w:r>
+        <w:t xml:space="preserve">.</w:t>
+      </w:r>
+    </w:p>
+    <w:p>
+      <w:r>
+        <w:t xml:space="preserve">3.2. Уведомления направляются </w:t>
+      </w:r>
+      <w:r>
+        <w:t xml:space="preserve">Нурмагомедовой Хадижат Магомедовне</w:t>
+      </w:r>
+      <w:r>
+        <w:t xml:space="preserve"> по телефону </w:t>
+      </w:r>
+      <w:r>
+        <w:t xml:space="preserve">+7 (812) 603-23-66</w:t>
+      </w:r>
+      <w:r>
+        <w:t xml:space="preserve">.</w:t>
+      </w:r>
+    </w:p>
+    <w:p>
+      <w:r>
+        <w:t xml:space="preserve">3.3. Срок исполнения обязательств — </w:t>
+      </w:r>
+      <w:r>
+        <w:t xml:space="preserve">в течение тридцати шести месяцев с даты подписания Сторонами акта сдачи-приемки оказанных услуг</w:t>
+      </w:r>
+      <w:r>
+        <w:t xml:space="preserve">.</w:t>
+      </w:r>
+    </w:p>
+    <w:p/>
+    <w:p>
+      <w:r>
+        <w:rPr>
+          <w:b/>
+        </w:rPr>
+        <w:t xml:space="preserve">4. ПРОЧИЕ УСЛОВИЯ</w:t>
+      </w:r>
+    </w:p>
+    <w:p>
+      <w:r>
+        <w:t xml:space="preserve">4.1. </w:t>
+      </w:r>
+      <w:r>
+        <w:t xml:space="preserve">Стороны несут ответственность за неисполнение или ненадлежащее исполнение обязательств в соответствии с законодательством Российской Федерации.</w:t>
+      </w:r>
+    </w:p>
+    <w:p>
+      <w:r>
+        <w:t xml:space="preserve">4.2. </w:t>
+      </w:r>
+      <w:r>
+        <w:t xml:space="preserve">Размер неустойки за нарушение сроков оплаты: </w:t>
+      </w:r>
+      <w:r>
+        <w:t xml:space="preserve">0,1 (одна десятая процента) % годовых</w:t>
+      </w:r>
+      <w:r>
+        <w:t xml:space="preserve">. Предельный размер ответственности: </w:t>
+      </w:r>
+      <w:r>
+        <w:t xml:space="preserve">12% от цены Договора</w:t>
+      </w:r>
+      <w:r>
+        <w:t xml:space="preserve">.</w:t>
+      </w:r>
+    </w:p>
+    <w:p>
+      <w:r>
+        <w:t xml:space="preserve">4.3. </w:t>
+      </w:r>
+      <w:r>
+        <w:t xml:space="preserve">Стороны освобождаются от ответственности при наступлении обстоятельств непреодолимой силы, если они прямо повлияли на исполнение обязательств.</w:t>
+      </w:r>
+    </w:p>
+    <w:p>
+      <w:r>
+        <w:t xml:space="preserve">4.4. </w:t>
+      </w:r>
+      <w:r>
+        <w:t xml:space="preserve">Сторона, для которой создалась невозможность исполнения, обязана уведомить другую Сторону. Срок уведомления — </w:t>
+      </w:r>
+      <w:r>
+        <w:t xml:space="preserve">в течение 45 банковских дней с момента выставления счета</w:t>
+      </w:r>
+      <w:r>
+        <w:t xml:space="preserve">.</w:t>
+      </w:r>
+    </w:p>
+    <w:p>
+      <w:r>
+        <w:t xml:space="preserve">4.5. </w:t>
+      </w:r>
+      <w:r>
+        <w:t xml:space="preserve">Все споры и разногласия решаются путём переговоров. Претензионный порядок обязателен, срок ответа на претензию — </w:t>
+      </w:r>
+      <w:r>
+        <w:t xml:space="preserve">не позднее 24.11.2025</w:t>
+      </w:r>
+      <w:r>
+        <w:t xml:space="preserve">.</w:t>
+      </w:r>
+    </w:p>
+    <w:p/>
+    <w:p/>
+    <w:p/>
+    <w:p>
+      <w:r>
+        <w:rPr>
+          <w:b/>
+        </w:rPr>
+        <w:t xml:space="preserve">9. КОНТРОЛЬНЫЕ ВЕЛИЧИНЫ</w:t>
+      </w:r>
+    </w:p>
+    <w:p>
+      <w:r>
+        <w:t xml:space="preserve">9.1. Контрольная запись: </w:t>
+      </w:r>
+      <w:r>
+        <w:rPr>
+          <w:b/>
+        </w:rPr>
+        <w:t xml:space="preserve">59Ф-54</w:t>
+      </w:r>
+      <w:r>
+        <w:t xml:space="preserve">058/24-157Д</w:t>
+      </w:r>
+      <w:r>
+        <w:t xml:space="preserve">.</w:t>
+      </w:r>
+    </w:p>
+    <w:p>
+      <w:r>
+        <w:t xml:space="preserve">9.2. Контрольная запись: </w:t>
+      </w:r>
+      <w:r>
+        <w:rPr>
+          <w:b/>
+        </w:rPr>
+        <w:t xml:space="preserve">3 8</w:t>
+      </w:r>
+      <w:r>
+        <w:t xml:space="preserve">10 000,32 ₽</w:t>
+      </w:r>
+      <w:r>
+        <w:t xml:space="preserve">.</w:t>
+      </w:r>
+    </w:p>
+    <w:p>
+      <w:r>
+        <w:t xml:space="preserve">9.3. Контрольная запись: </w:t>
+      </w:r>
+      <w:r>
+        <w:rPr>
+          <w:b/>
+        </w:rPr>
+        <w:t xml:space="preserve">1</w:t>
+      </w:r>
+      <w:r>
+        <w:t xml:space="preserve">0 (десять) процентов от стоимости неоплаченных работ</w:t>
+      </w:r>
+      <w:r>
+        <w:t xml:space="preserve">.</w:t>
+      </w:r>
+    </w:p>
+    <w:p>
+      <w:r>
+        <w:t xml:space="preserve">9.4. Контрольная запись: </w:t>
+      </w:r>
+      <w:r>
+        <w:t xml:space="preserve">в течение 4</w:t>
+        <w:br/>
+        <w:t xml:space="preserve">5 рабочих дней с момента заключения контракта</w:t>
+      </w:r>
+      <w:r>
+        <w:t xml:space="preserve">.</w:t>
+      </w:r>
+    </w:p>
+    <w:p/>
+    <w:p>
+      <w:r>
+        <w:rPr>
+          <w:b/>
+        </w:rPr>
+        <w:t xml:space="preserve">РЕКВИЗИТЫ И ПОДПИСИ СТОРОН</w:t>
+      </w:r>
+    </w:p>
     <w:p/>
     <w:tbl>
       <w:tblPr>
@@ -786,6 +739,206 @@
           </w:tcPr>
           <w:p>
             <w:r>
+              <w:rPr>
+                <w:b/>
+              </w:rPr>
+              <w:t xml:space="preserve">Исполнитель:</w:t>
+            </w:r>
+          </w:p>
+          <w:p>
+            <w:r>
+              <w:t xml:space="preserve">Ли Вэй</w:t>
+            </w:r>
+          </w:p>
+          <w:p>
+            <w:r>
+              <w:t xml:space="preserve">Дата рождения: </w:t>
+            </w:r>
+            <w:r>
+              <w:t xml:space="preserve">17.08.1977</w:t>
+            </w:r>
+          </w:p>
+          <w:p>
+            <w:r>
+              <w:t xml:space="preserve">Адрес регистрации: </w:t>
+            </w:r>
+            <w:r>
+              <w:t xml:space="preserve">344002, Московская обл., г. Ростов-на-Дону, пер. Промышленная, д. 41, корп. 3, литера А, пом. 18, оф. 141</w:t>
+            </w:r>
+          </w:p>
+          <w:p>
+            <w:r>
+              <w:t xml:space="preserve">Паспорт </w:t>
+            </w:r>
+            <w:r>
+              <w:t xml:space="preserve">17 14 326866</w:t>
+            </w:r>
+            <w:r>
+              <w:t xml:space="preserve">, выдан ОУФМС России по Тверской области в Заволжском р-не 28.08.2014</w:t>
+            </w:r>
+            <w:r>
+              <w:t xml:space="preserve">, код подразделения </w:t>
+            </w:r>
+            <w:r>
+              <w:t xml:space="preserve">352-270</w:t>
+            </w:r>
+          </w:p>
+          <w:p>
+            <w:r>
+              <w:t xml:space="preserve">СНИЛС </w:t>
+            </w:r>
+            <w:r>
+              <w:t xml:space="preserve">471-823-831 99</w:t>
+            </w:r>
+            <w:r>
+              <w:t xml:space="preserve"> ИНН </w:t>
+            </w:r>
+            <w:r>
+              <w:t xml:space="preserve">065556641837</w:t>
+            </w:r>
+          </w:p>
+          <w:p>
+            <w:r>
+              <w:t xml:space="preserve">Тел.: </w:t>
+            </w:r>
+            <w:r>
+              <w:t xml:space="preserve">+7 (846) 216-68-39</w:t>
+            </w:r>
+          </w:p>
+          <w:p>
+            <w:r>
+              <w:t xml:space="preserve">E-mail: </w:t>
+            </w:r>
+            <w:r>
+              <w:t xml:space="preserve">li@inbox.ru</w:t>
+            </w:r>
+          </w:p>
+          <w:p/>
+          <w:p>
+            <w:r>
+              <w:t xml:space="preserve">______________ </w:t>
+            </w:r>
+            <w:r>
+              <w:t xml:space="preserve">Ли В.</w:t>
+            </w:r>
+          </w:p>
+        </w:tc>
+        <w:tc>
+          <w:tcPr>
+            <w:tcW w:w="4680" w:type="dxa"/>
+          </w:tcPr>
+          <w:p>
+            <w:r>
+              <w:rPr>
+                <w:b/>
+              </w:rPr>
+              <w:t xml:space="preserve">Заказчик:</w:t>
+            </w:r>
+          </w:p>
+          <w:p>
+            <w:r>
+              <w:t xml:space="preserve">Нурмагомедова Хадижат Магомедовна</w:t>
+            </w:r>
+          </w:p>
+          <w:p>
+            <w:r>
+              <w:t xml:space="preserve">Дата рождения: </w:t>
+            </w:r>
+            <w:r>
+              <w:t xml:space="preserve">12.06.1979</w:t>
+            </w:r>
+          </w:p>
+          <w:p>
+            <w:r>
+              <w:t xml:space="preserve">Адрес регистрации: </w:t>
+            </w:r>
+            <w:r>
+              <w:t xml:space="preserve">620014, Ленинградская обл., г. Екатеринбург, бул. Строителей, д. 34, корп. 3, литера А, пом. 28, оф. 494</w:t>
+            </w:r>
+          </w:p>
+          <w:p>
+            <w:r>
+              <w:t xml:space="preserve">Паспорт </w:t>
+            </w:r>
+            <w:r>
+              <w:t xml:space="preserve">43 21 685865</w:t>
+            </w:r>
+            <w:r>
+              <w:t xml:space="preserve">, выдан ГУ МВД России по г. Москве 04.07.2012</w:t>
+            </w:r>
+            <w:r>
+              <w:t xml:space="preserve">, код подразделения </w:t>
+            </w:r>
+            <w:r>
+              <w:t xml:space="preserve">993-538</w:t>
+            </w:r>
+          </w:p>
+          <w:p>
+            <w:r>
+              <w:t xml:space="preserve">СНИЛС </w:t>
+            </w:r>
+            <w:r>
+              <w:t xml:space="preserve">628-655-472 33</w:t>
+            </w:r>
+            <w:r>
+              <w:t xml:space="preserve"> ИНН </w:t>
+            </w:r>
+            <w:r>
+              <w:t xml:space="preserve">303069873209</w:t>
+            </w:r>
+          </w:p>
+          <w:p>
+            <w:r>
+              <w:t xml:space="preserve">Тел.: </w:t>
+            </w:r>
+            <w:r>
+              <w:t xml:space="preserve">+7 (383) 454-29-92</w:t>
+            </w:r>
+          </w:p>
+          <w:p>
+            <w:r>
+              <w:t xml:space="preserve">E-mail: </w:t>
+            </w:r>
+            <w:r>
+              <w:t xml:space="preserve">nurmagomedova@yandex.ru</w:t>
+            </w:r>
+          </w:p>
+          <w:p/>
+          <w:p>
+            <w:r>
+              <w:t xml:space="preserve">______________ </w:t>
+            </w:r>
+            <w:r>
+              <w:t xml:space="preserve">Нурмагомедова Х. М.</w:t>
+            </w:r>
+          </w:p>
+        </w:tc>
+      </w:tr>
+    </w:tbl>
+    <w:p/>
+    <w:tbl>
+      <w:tblPr>
+        <w:tblW w:w="9360" w:type="dxa"/>
+        <w:tblBorders>
+          <w:top w:val="single" w:sz="4" w:color="auto"/>
+          <w:left w:val="single" w:sz="4" w:color="auto"/>
+          <w:bottom w:val="single" w:sz="4" w:color="auto"/>
+          <w:right w:val="single" w:sz="4" w:color="auto"/>
+          <w:insideH w:val="single" w:sz="4" w:color="auto"/>
+          <w:insideV w:val="single" w:sz="4" w:color="auto"/>
+        </w:tblBorders>
+      </w:tblPr>
+      <w:tblGrid>
+        <w:gridCol w:w="4680"/>
+        <w:gridCol w:w="4680"/>
+      </w:tblGrid>
+      <w:tr>
+        <w:tc>
+          <w:tcPr>
+            <w:tcW w:w="4680" w:type="dxa"/>
+          </w:tcPr>
+          <w:p>
+            <w:r>
               <w:t xml:space="preserve">ИНН: </w:t>
             </w:r>
             <w:r>
@@ -894,19 +1047,19 @@
         <w:t xml:space="preserve">Реквизиты для возврата: </w:t>
       </w:r>
       <w:r>
-        <w:t xml:space="preserve">141400, г. Химки, наб. Октябрьская, д. 80, кв. 89</w:t>
+        <w:t xml:space="preserve">141400, г. Химки, ул. Тверская, д. 73, кв. 27</w:t>
       </w:r>
       <w:r>
         <w:t xml:space="preserve">, ИНН </w:t>
       </w:r>
       <w:r>
-        <w:t xml:space="preserve">2248191869</w:t>
+        <w:t xml:space="preserve">8675241835</w:t>
       </w:r>
       <w:r>
         <w:t xml:space="preserve">, контакт: </w:t>
       </w:r>
       <w:r>
-        <w:t xml:space="preserve">Зайцева Елена Юрьевна</w:t>
+        <w:t xml:space="preserve">Воробьёв Николай Андреевич</w:t>
       </w:r>
     </w:p>
   </w:footnote>

--- a/tests/corpus_v2/docs/services_0008.docx
+++ b/tests/corpus_v2/docs/services_0008.docx
@@ -27,25 +27,25 @@
         <w:rPr>
           <w:b/>
         </w:rPr>
-        <w:t xml:space="preserve">7/11</w:t>
-      </w:r>
-    </w:p>
-    <w:p/>
-    <w:p>
-      <w:r>
-        <w:t xml:space="preserve">г. Самара</w:t>
+        <w:t xml:space="preserve">1/19</w:t>
+      </w:r>
+    </w:p>
+    <w:p/>
+    <w:p>
+      <w:r>
+        <w:t xml:space="preserve">г. Санкт-Петербург</w:t>
       </w:r>
       <w:r>
         <w:t xml:space="preserve">     </w:t>
       </w:r>
       <w:r>
-        <w:t xml:space="preserve">14.03.2023</w:t>
-      </w:r>
-    </w:p>
-    <w:p/>
-    <w:p>
-      <w:r>
-        <w:t xml:space="preserve">Ли Вэй</w:t>
+        <w:t xml:space="preserve">24.02.2025</w:t>
+      </w:r>
+    </w:p>
+    <w:p/>
+    <w:p>
+      <w:r>
+        <w:t xml:space="preserve">Крылова Светлана Сергеевна</w:t>
       </w:r>
       <w:r>
         <w:t xml:space="preserve">, </w:t>
@@ -54,303 +54,303 @@
         <w:t xml:space="preserve">паспорт </w:t>
       </w:r>
       <w:r>
-        <w:t xml:space="preserve">17 14 326866</w:t>
+        <w:t xml:space="preserve">40 01 681696</w:t>
       </w:r>
       <w:r>
         <w:t xml:space="preserve">, выдан </w:t>
       </w:r>
       <w:r>
+        <w:t xml:space="preserve">ТП № 2 ОУФМС России по Московской обл.</w:t>
+      </w:r>
+      <w:r>
+        <w:t xml:space="preserve"> </w:t>
+      </w:r>
+      <w:r>
+        <w:t xml:space="preserve">26.07.2012</w:t>
+      </w:r>
+      <w:r>
+        <w:t xml:space="preserve">, код подразделения </w:t>
+      </w:r>
+      <w:r>
+        <w:t xml:space="preserve">326-895</w:t>
+      </w:r>
+      <w:r>
+        <w:t xml:space="preserve">, именуемая в дальнейшем «Исполнитель»</w:t>
+      </w:r>
+      <w:r>
+        <w:t xml:space="preserve">, с одной стороны, и </w:t>
+      </w:r>
+      <w:r>
+        <w:t xml:space="preserve">Пирогова Ирина Павловна</w:t>
+      </w:r>
+      <w:r>
+        <w:t xml:space="preserve">, </w:t>
+      </w:r>
+      <w:r>
+        <w:t xml:space="preserve">паспорт </w:t>
+      </w:r>
+      <w:r>
+        <w:t xml:space="preserve">08 08 722919</w:t>
+      </w:r>
+      <w:r>
+        <w:t xml:space="preserve">, выдан </w:t>
+      </w:r>
+      <w:r>
         <w:t xml:space="preserve">ОУФМС России по Тверской области в Заволжском р-не</w:t>
       </w:r>
       <w:r>
         <w:t xml:space="preserve"> </w:t>
       </w:r>
       <w:r>
-        <w:t xml:space="preserve">28.08.2014</w:t>
+        <w:t xml:space="preserve">12.04.2003</w:t>
       </w:r>
       <w:r>
         <w:t xml:space="preserve">, код подразделения </w:t>
       </w:r>
       <w:r>
-        <w:t xml:space="preserve">352-270</w:t>
-      </w:r>
-      <w:r>
-        <w:t xml:space="preserve">, именуемый в дальнейшем «Исполнитель»</w:t>
-      </w:r>
-      <w:r>
-        <w:t xml:space="preserve">, с одной стороны, и </w:t>
-      </w:r>
-      <w:r>
-        <w:t xml:space="preserve">Нурмагомедова Хадижат Магомедовна</w:t>
+        <w:t xml:space="preserve">340-606</w:t>
+      </w:r>
+      <w:r>
+        <w:t xml:space="preserve">, именуемая в дальнейшем «Заказчик»</w:t>
+      </w:r>
+      <w:r>
+        <w:t xml:space="preserve">, с другой стороны, совместно именуемые «Стороны», заключили настоящий Договор № </w:t>
+      </w:r>
+      <w:r>
+        <w:t xml:space="preserve">76/21</w:t>
+      </w:r>
+      <w:r>
+        <w:t xml:space="preserve"> (далее — Договор) о нижеследующем:</w:t>
+      </w:r>
+    </w:p>
+    <w:p>
+      <w:r>
+        <w:t xml:space="preserve">Стороны согласовали порядок возврата товара.</w:t>
+      </w:r>
+      <w:r>
+        <w:rPr>
+          <w:vertAlign w:val="superscript"/>
+        </w:rPr>
+        <w:footnoteReference w:id="1"/>
+      </w:r>
+    </w:p>
+    <w:p/>
+    <w:p>
+      <w:r>
+        <w:rPr>
+          <w:b/>
+        </w:rPr>
+        <w:t xml:space="preserve">1. ПРЕДМЕТ ДОГОВОРА</w:t>
+      </w:r>
+    </w:p>
+    <w:p>
+      <w:r>
+        <w:t xml:space="preserve">1.1. </w:t>
+      </w:r>
+      <w:r>
+        <w:t xml:space="preserve">Исполнитель обязуется по заданию Заказчика оказать услуги, а Заказчик обязуется оплатить эти услуги.</w:t>
+      </w:r>
+    </w:p>
+    <w:p>
+      <w:r>
+        <w:t xml:space="preserve">1.2. </w:t>
+      </w:r>
+      <w:r>
+        <w:t xml:space="preserve">Перечень, объём и сроки оказания услуг согласовываются Сторонами в заданиях, оформляемых в письменной форме.</w:t>
+      </w:r>
+    </w:p>
+    <w:p>
+      <w:r>
+        <w:t xml:space="preserve">1.3. </w:t>
+      </w:r>
+      <w:r>
+        <w:t xml:space="preserve">Услуги считаются оказанными после подписания Сторонами акта сдачи-приёмки. Срок оплаты — </w:t>
+      </w:r>
+      <w:r>
+        <w:t xml:space="preserve">в течение пяти рабочих дней с момента поступления денежных средств на расчетный счет</w:t>
+      </w:r>
+      <w:r>
+        <w:t xml:space="preserve">.</w:t>
+      </w:r>
+    </w:p>
+    <w:p>
+      <w:r>
+        <w:t xml:space="preserve">1.4. </w:t>
+      </w:r>
+      <w:r>
+        <w:t xml:space="preserve">Заказчик вправе в любое время проверять ход и качество оказываемых услуг, не вмешиваясь в деятельность Исполнителя.</w:t>
+      </w:r>
+    </w:p>
+    <w:p/>
+    <w:p>
+      <w:r>
+        <w:rPr>
+          <w:b/>
+        </w:rPr>
+        <w:t xml:space="preserve">2. ЦЕНА И ПОРЯДОК РАСЧЁТОВ</w:t>
+      </w:r>
+    </w:p>
+    <w:p>
+      <w:r>
+        <w:t xml:space="preserve">2.1. Общая цена Договора: </w:t>
+      </w:r>
+      <w:r>
+        <w:t xml:space="preserve">4 600 000 (Четыре миллиона шестьсот тысяч) руб. 0 коп.</w:t>
+      </w:r>
+      <w:r>
+        <w:t xml:space="preserve">.</w:t>
+      </w:r>
+    </w:p>
+    <w:p>
+      <w:r>
+        <w:t xml:space="preserve">2.2. Налог: </w:t>
+      </w:r>
+      <w:r>
+        <w:t xml:space="preserve">0,05 (пять сотых процента) % за каждый день просрочки</w:t>
+      </w:r>
+      <w:r>
+        <w:t xml:space="preserve">, но не более </w:t>
+      </w:r>
+      <w:r>
+        <w:t xml:space="preserve">20 (двадцать) процентов от цены Договора</w:t>
+      </w:r>
+      <w:r>
+        <w:t xml:space="preserve">.</w:t>
+      </w:r>
+    </w:p>
+    <w:p>
+      <w:r>
+        <w:t xml:space="preserve">2.3. Срок оплаты — </w:t>
+      </w:r>
+      <w:r>
+        <w:t xml:space="preserve">в течение 60 (Шестидесяти) банковских дней</w:t>
+      </w:r>
+      <w:r>
+        <w:t xml:space="preserve">.</w:t>
+      </w:r>
+    </w:p>
+    <w:p>
+      <w:r>
+        <w:t xml:space="preserve">2.4. </w:t>
+      </w:r>
+      <w:r>
+        <w:t xml:space="preserve">Товар поставляется в соответствии с </w:t>
+      </w:r>
+      <w:r>
+        <w:t xml:space="preserve">ГОСТ 7.32-2017</w:t>
+      </w:r>
+      <w:r>
+        <w:t xml:space="preserve">, артикул </w:t>
+      </w:r>
+      <w:r>
+        <w:t xml:space="preserve">RM-7799-15</w:t>
+      </w:r>
+      <w:r>
+        <w:t xml:space="preserve">, код </w:t>
+      </w:r>
+      <w:r>
+        <w:t xml:space="preserve">ОКВЭД 46.90</w:t>
+      </w:r>
+      <w:r>
+        <w:t xml:space="preserve">. Оплата по </w:t>
+      </w:r>
+      <w:r>
+        <w:t xml:space="preserve">КБК 18210101011011000110</w:t>
       </w:r>
       <w:r>
         <w:t xml:space="preserve">, </w:t>
       </w:r>
       <w:r>
-        <w:t xml:space="preserve">паспорт </w:t>
-      </w:r>
-      <w:r>
-        <w:t xml:space="preserve">43 21 685865</w:t>
-      </w:r>
-      <w:r>
-        <w:t xml:space="preserve">, выдан </w:t>
-      </w:r>
-      <w:r>
-        <w:t xml:space="preserve">ГУ МВД России по г. Москве</w:t>
-      </w:r>
-      <w:r>
-        <w:t xml:space="preserve"> </w:t>
-      </w:r>
-      <w:r>
-        <w:t xml:space="preserve">04.07.2012</w:t>
-      </w:r>
-      <w:r>
-        <w:t xml:space="preserve">, код подразделения </w:t>
-      </w:r>
-      <w:r>
-        <w:t xml:space="preserve">993-538</w:t>
-      </w:r>
-      <w:r>
-        <w:t xml:space="preserve">, именуемая в дальнейшем «Заказчик»</w:t>
-      </w:r>
-      <w:r>
-        <w:t xml:space="preserve">, с другой стороны, совместно именуемые «Стороны», заключили настоящий Договор № </w:t>
-      </w:r>
-      <w:r>
-        <w:t xml:space="preserve">47/12</w:t>
-      </w:r>
-      <w:r>
-        <w:t xml:space="preserve"> (далее — Договор) о нижеследующем:</w:t>
-      </w:r>
-    </w:p>
-    <w:p>
-      <w:r>
-        <w:t xml:space="preserve">Стороны согласовали порядок возврата товара.</w:t>
-      </w:r>
-      <w:r>
-        <w:rPr>
-          <w:vertAlign w:val="superscript"/>
-        </w:rPr>
-        <w:footnoteReference w:id="1"/>
-      </w:r>
-    </w:p>
-    <w:p/>
-    <w:p>
-      <w:r>
-        <w:rPr>
-          <w:b/>
-        </w:rPr>
-        <w:t xml:space="preserve">1. ПРЕДМЕТ ДОГОВОРА</w:t>
-      </w:r>
-    </w:p>
-    <w:p>
-      <w:r>
-        <w:t xml:space="preserve">1.1. </w:t>
-      </w:r>
-      <w:r>
-        <w:t xml:space="preserve">Исполнитель обязуется по заданию Заказчика оказать услуги, а Заказчик обязуется оплатить эти услуги.</w:t>
-      </w:r>
-    </w:p>
-    <w:p>
-      <w:r>
-        <w:t xml:space="preserve">1.2. </w:t>
-      </w:r>
-      <w:r>
-        <w:t xml:space="preserve">Перечень, объём и сроки оказания услуг согласовываются Сторонами в заданиях, оформляемых в письменной форме.</w:t>
-      </w:r>
-    </w:p>
-    <w:p>
-      <w:r>
-        <w:t xml:space="preserve">1.3. </w:t>
-      </w:r>
-      <w:r>
-        <w:t xml:space="preserve">Услуги считаются оказанными после подписания Сторонами акта сдачи-приёмки. Срок оплаты — </w:t>
-      </w:r>
-      <w:r>
-        <w:t xml:space="preserve">в течение пяти рабочих дней с момента поступления денежных средств на расчетный счет</w:t>
-      </w:r>
-      <w:r>
-        <w:t xml:space="preserve">.</w:t>
-      </w:r>
-    </w:p>
-    <w:p>
-      <w:r>
-        <w:t xml:space="preserve">1.4. </w:t>
-      </w:r>
-      <w:r>
-        <w:t xml:space="preserve">Заказчик вправе в любое время проверять ход и качество оказываемых услуг, не вмешиваясь в деятельность Исполнителя.</w:t>
-      </w:r>
-    </w:p>
-    <w:p/>
-    <w:p>
-      <w:r>
-        <w:rPr>
-          <w:b/>
-        </w:rPr>
-        <w:t xml:space="preserve">2. ЦЕНА И ПОРЯДОК РАСЧЁТОВ</w:t>
-      </w:r>
-    </w:p>
-    <w:p>
-      <w:r>
-        <w:t xml:space="preserve">2.1. Общая цена Договора: </w:t>
-      </w:r>
-      <w:r>
-        <w:t xml:space="preserve">92 900 000 (Девяносто два миллиона девятьсот тысяч) руб. 5 коп.</w:t>
-      </w:r>
-      <w:r>
-        <w:t xml:space="preserve">.</w:t>
-      </w:r>
-    </w:p>
-    <w:p>
-      <w:r>
-        <w:t xml:space="preserve">2.2. Налог: </w:t>
-      </w:r>
-      <w:r>
-        <w:t xml:space="preserve">0,05 (пять сотых процента) % за каждый день просрочки</w:t>
-      </w:r>
-      <w:r>
-        <w:t xml:space="preserve">, но не более </w:t>
-      </w:r>
-      <w:r>
-        <w:t xml:space="preserve">20 (двадцать) процентов от цены Договора</w:t>
-      </w:r>
-      <w:r>
-        <w:t xml:space="preserve">.</w:t>
-      </w:r>
-    </w:p>
-    <w:p>
-      <w:r>
-        <w:t xml:space="preserve">2.3. Срок оплаты — </w:t>
-      </w:r>
-      <w:r>
-        <w:t xml:space="preserve">в течение 20 (Двадцати) банковских дней</w:t>
-      </w:r>
-      <w:r>
-        <w:t xml:space="preserve">.</w:t>
-      </w:r>
-    </w:p>
-    <w:p>
-      <w:r>
-        <w:t xml:space="preserve">2.4. </w:t>
-      </w:r>
-      <w:r>
-        <w:t xml:space="preserve">Товар поставляется в соответствии с </w:t>
-      </w:r>
-      <w:r>
-        <w:t xml:space="preserve">ГОСТ 7.32-2017</w:t>
-      </w:r>
-      <w:r>
-        <w:t xml:space="preserve">, артикул </w:t>
-      </w:r>
-      <w:r>
-        <w:t xml:space="preserve">RM-2347-14</w:t>
-      </w:r>
-      <w:r>
-        <w:t xml:space="preserve">, код </w:t>
-      </w:r>
-      <w:r>
-        <w:t xml:space="preserve">ОКВЭД 46.90</w:t>
-      </w:r>
-      <w:r>
-        <w:t xml:space="preserve">. Оплата по </w:t>
-      </w:r>
-      <w:r>
-        <w:t xml:space="preserve">КБК 18210101011011000110</w:t>
+        <w:t xml:space="preserve">ОКТМО 45382000</w:t>
+      </w:r>
+      <w:r>
+        <w:t xml:space="preserve">. См. </w:t>
+      </w:r>
+      <w:r>
+        <w:t xml:space="preserve">Приложение № 1</w:t>
+      </w:r>
+      <w:r>
+        <w:t xml:space="preserve"> и </w:t>
+      </w:r>
+      <w:r>
+        <w:t xml:space="preserve">счёт-фактуру № 1123 от 03.03.2024</w:t>
+      </w:r>
+      <w:r>
+        <w:t xml:space="preserve">. Ответственный — </w:t>
+      </w:r>
+      <w:r>
+        <w:t xml:space="preserve">Директор Отдела Продаж</w:t>
+      </w:r>
+      <w:r>
+        <w:t xml:space="preserve">. Приёмка оформляется актом (</w:t>
+      </w:r>
+      <w:r>
+        <w:t xml:space="preserve">Акт приёма-передачи</w:t>
+      </w:r>
+      <w:r>
+        <w:t xml:space="preserve">), срок — до 18:00 по </w:t>
+      </w:r>
+      <w:r>
+        <w:t xml:space="preserve">московскому времени</w:t>
+      </w:r>
+      <w:r>
+        <w:t xml:space="preserve">. Споры — в </w:t>
+      </w:r>
+      <w:r>
+        <w:t xml:space="preserve">МКАС при ТПП РФ</w:t>
+      </w:r>
+      <w:r>
+        <w:t xml:space="preserve">. Товар отгружается с сопроводительным документом паспорт качества № </w:t>
+      </w:r>
+      <w:r>
+        <w:t xml:space="preserve">83 07 583451</w:t>
+      </w:r>
+      <w:r>
+        <w:t xml:space="preserve">. К партии приложен паспорт изделия № </w:t>
+      </w:r>
+      <w:r>
+        <w:t xml:space="preserve">30 18 569070</w:t>
+      </w:r>
+      <w:r>
+        <w:t xml:space="preserve">. Оборудование поставляется с паспортом транспортного средства № </w:t>
+      </w:r>
+      <w:r>
+        <w:t xml:space="preserve">52 25 525257</w:t>
+      </w:r>
+      <w:r>
+        <w:t xml:space="preserve">. Приёмка производится согласно техническому паспорту </w:t>
+      </w:r>
+      <w:r>
+        <w:t xml:space="preserve">17 06 392562</w:t>
+      </w:r>
+      <w:r>
+        <w:t xml:space="preserve">. СНИЛС не указан, номер заказа </w:t>
+      </w:r>
+      <w:r>
+        <w:t xml:space="preserve">008-550-985 30</w:t>
+      </w:r>
+      <w:r>
+        <w:t xml:space="preserve">. Дата рождения не проставлена, документ выдан </w:t>
+      </w:r>
+      <w:r>
+        <w:t xml:space="preserve">02.03.2022</w:t>
+      </w:r>
+      <w:r>
+        <w:t xml:space="preserve">. Код подразделения, см. артикул </w:t>
+      </w:r>
+      <w:r>
+        <w:t xml:space="preserve">470-020</w:t>
+      </w:r>
+      <w:r>
+        <w:t xml:space="preserve">. Цена — </w:t>
+      </w:r>
+      <w:r>
+        <w:t xml:space="preserve">528000 (пятьсот двадцать восемь тысяч) рублей 50 копеек</w:t>
       </w:r>
       <w:r>
         <w:t xml:space="preserve">, </w:t>
       </w:r>
       <w:r>
-        <w:t xml:space="preserve">ОКТМО 45382000</w:t>
-      </w:r>
-      <w:r>
-        <w:t xml:space="preserve">. См. </w:t>
-      </w:r>
-      <w:r>
-        <w:t xml:space="preserve">Приложение № 1</w:t>
-      </w:r>
-      <w:r>
-        <w:t xml:space="preserve"> и </w:t>
-      </w:r>
-      <w:r>
-        <w:t xml:space="preserve">счёт-фактуру № 1123 от 03.03.2024</w:t>
-      </w:r>
-      <w:r>
-        <w:t xml:space="preserve">. Ответственный — </w:t>
-      </w:r>
-      <w:r>
-        <w:t xml:space="preserve">Директор Отдела Продаж</w:t>
-      </w:r>
-      <w:r>
-        <w:t xml:space="preserve">. Приёмка оформляется актом (</w:t>
-      </w:r>
-      <w:r>
-        <w:t xml:space="preserve">Акт приёма-передачи</w:t>
-      </w:r>
-      <w:r>
-        <w:t xml:space="preserve">), срок — до 18:00 по </w:t>
-      </w:r>
-      <w:r>
-        <w:t xml:space="preserve">московскому времени</w:t>
-      </w:r>
-      <w:r>
-        <w:t xml:space="preserve">. Споры — в </w:t>
-      </w:r>
-      <w:r>
-        <w:t xml:space="preserve">МКАС при ТПП РФ</w:t>
-      </w:r>
-      <w:r>
-        <w:t xml:space="preserve">. Товар отгружается с сопроводительным документом паспорт качества № </w:t>
-      </w:r>
-      <w:r>
-        <w:t xml:space="preserve">83 01 621191</w:t>
-      </w:r>
-      <w:r>
-        <w:t xml:space="preserve">. К партии приложен паспорт изделия № </w:t>
-      </w:r>
-      <w:r>
-        <w:t xml:space="preserve">72 21 435174</w:t>
-      </w:r>
-      <w:r>
-        <w:t xml:space="preserve">. Оборудование поставляется с паспортом транспортного средства № </w:t>
-      </w:r>
-      <w:r>
-        <w:t xml:space="preserve">06 21 215139</w:t>
-      </w:r>
-      <w:r>
-        <w:t xml:space="preserve">. Приёмка производится согласно техническому паспорту </w:t>
-      </w:r>
-      <w:r>
-        <w:t xml:space="preserve">72 08 579607</w:t>
-      </w:r>
-      <w:r>
-        <w:t xml:space="preserve">. СНИЛС не указан, номер заказа </w:t>
-      </w:r>
-      <w:r>
-        <w:t xml:space="preserve">556-413-797 64</w:t>
-      </w:r>
-      <w:r>
-        <w:t xml:space="preserve">. Дата рождения не проставлена, документ выдан </w:t>
-      </w:r>
-      <w:r>
-        <w:t xml:space="preserve">05.03.2020</w:t>
-      </w:r>
-      <w:r>
-        <w:t xml:space="preserve">. Код подразделения, см. артикул </w:t>
-      </w:r>
-      <w:r>
-        <w:t xml:space="preserve">008-550</w:t>
-      </w:r>
-      <w:r>
-        <w:t xml:space="preserve">. Цена — </w:t>
-      </w:r>
-      <w:r>
-        <w:t xml:space="preserve">994000 (девятьсот девяносто четыре тысячи) рублей 00 копеек</w:t>
-      </w:r>
-      <w:r>
-        <w:t xml:space="preserve">, </w:t>
-      </w:r>
-      <w:r>
         <w:t xml:space="preserve">Без НДС</w:t>
       </w:r>
       <w:r>
@@ -365,25 +365,25 @@
         <w:t xml:space="preserve">Товар маркирован штрихкодом </w:t>
       </w:r>
       <w:r>
-        <w:t xml:space="preserve">4609283707229</w:t>
+        <w:t xml:space="preserve">4604500220983</w:t>
       </w:r>
       <w:r>
         <w:t xml:space="preserve">. Код контрагента по ОКПО — </w:t>
       </w:r>
       <w:r>
-        <w:t xml:space="preserve">7443652987</w:t>
+        <w:t xml:space="preserve">9815854033</w:t>
       </w:r>
       <w:r>
         <w:t xml:space="preserve">. Оборудование учтено под инвентарным номером </w:t>
       </w:r>
       <w:r>
-        <w:t xml:space="preserve">047694298</w:t>
+        <w:t xml:space="preserve">045705098</w:t>
       </w:r>
       <w:r>
         <w:t xml:space="preserve">, складской позиции присвоен номер </w:t>
       </w:r>
       <w:r>
-        <w:t xml:space="preserve">020876979</w:t>
+        <w:t xml:space="preserve">613970388</w:t>
       </w:r>
       <w:r>
         <w:t xml:space="preserve">.</w:t>
@@ -397,19 +397,19 @@
         <w:t xml:space="preserve">Оплата по счёту-фактуре на КБК </w:t>
       </w:r>
       <w:r>
-        <w:t xml:space="preserve">18210101011011000174</w:t>
+        <w:t xml:space="preserve">18210101011011000190</w:t>
       </w:r>
       <w:r>
         <w:t xml:space="preserve">. ИНН не присвоен, регистрационный № </w:t>
       </w:r>
       <w:r>
-        <w:t xml:space="preserve">9099028573</w:t>
+        <w:t xml:space="preserve">6508390004</w:t>
       </w:r>
       <w:r>
         <w:t xml:space="preserve">. ИНН не присвоен, платёжный документ № </w:t>
       </w:r>
       <w:r>
-        <w:t xml:space="preserve">729815503320</w:t>
+        <w:t xml:space="preserve">113779124844</w:t>
       </w:r>
       <w:r>
         <w:t xml:space="preserve">. Заказчик действует в лице </w:t>
@@ -429,13 +429,13 @@
         <w:t xml:space="preserve">Массовая доля влаги в товаре — </w:t>
       </w:r>
       <w:r>
-        <w:t xml:space="preserve">не более 12 %</w:t>
+        <w:t xml:space="preserve">не более 15 %</w:t>
       </w:r>
       <w:r>
         <w:t xml:space="preserve">. Товар подлежит хранению </w:t>
       </w:r>
       <w:r>
-        <w:t xml:space="preserve">в течение 12 часов</w:t>
+        <w:t xml:space="preserve">в течение 48 часов</w:t>
       </w:r>
       <w:r>
         <w:t xml:space="preserve"> при температуре не выше +4 °C. Срок исковой давности по требованиям, вытекающим из Договора, составляет </w:t>
@@ -504,7 +504,7 @@
           </w:tcPr>
           <w:p>
             <w:r>
-              <w:t xml:space="preserve">5449487766</w:t>
+              <w:t xml:space="preserve">6924487545</w:t>
             </w:r>
           </w:p>
         </w:tc>
@@ -524,7 +524,7 @@
         <w:t xml:space="preserve">3.1. Место исполнения обязательств: </w:t>
       </w:r>
       <w:r>
-        <w:t xml:space="preserve">Московская обл., тер. СНТ «Родник», уч. 264</w:t>
+        <w:t xml:space="preserve">бул. Гагарина, д. 53, рп. Обухово, Тверская обл.</w:t>
       </w:r>
       <w:r>
         <w:t xml:space="preserve">.</w:t>
@@ -535,13 +535,13 @@
         <w:t xml:space="preserve">3.2. Уведомления направляются </w:t>
       </w:r>
       <w:r>
-        <w:t xml:space="preserve">Нурмагомедовой Хадижат Магомедовне</w:t>
+        <w:t xml:space="preserve">Пироговой Ирине Павловне</w:t>
       </w:r>
       <w:r>
         <w:t xml:space="preserve"> по телефону </w:t>
       </w:r>
       <w:r>
-        <w:t xml:space="preserve">+7 (812) 603-23-66</w:t>
+        <w:t xml:space="preserve">+7 (812) 583-42-44</w:t>
       </w:r>
       <w:r>
         <w:t xml:space="preserve">.</w:t>
@@ -552,7 +552,7 @@
         <w:t xml:space="preserve">3.3. Срок исполнения обязательств — </w:t>
       </w:r>
       <w:r>
-        <w:t xml:space="preserve">в течение тридцати шести месяцев с даты подписания Сторонами акта сдачи-приемки оказанных услуг</w:t>
+        <w:t xml:space="preserve">в течение двадцати четырех месяцев с даты подписания Сторонами акта сдачи-приемки оказанных услуг</w:t>
       </w:r>
       <w:r>
         <w:t xml:space="preserve">.</w:t>
@@ -589,7 +589,7 @@
         <w:t xml:space="preserve">. Предельный размер ответственности: </w:t>
       </w:r>
       <w:r>
-        <w:t xml:space="preserve">12% от цены Договора</w:t>
+        <w:t xml:space="preserve">9% от цены Договора</w:t>
       </w:r>
       <w:r>
         <w:t xml:space="preserve">.</w:t>
@@ -625,7 +625,7 @@
         <w:t xml:space="preserve">Все споры и разногласия решаются путём переговоров. Претензионный порядок обязателен, срок ответа на претензию — </w:t>
       </w:r>
       <w:r>
-        <w:t xml:space="preserve">не позднее 24.11.2025</w:t>
+        <w:t xml:space="preserve">не позднее 13.06.2026</w:t>
       </w:r>
       <w:r>
         <w:t xml:space="preserve">.</w:t>
@@ -650,10 +650,10 @@
         <w:rPr>
           <w:b/>
         </w:rPr>
-        <w:t xml:space="preserve">59Ф-54</w:t>
-      </w:r>
-      <w:r>
-        <w:t xml:space="preserve">058/24-157Д</w:t>
+        <w:t xml:space="preserve">09Ф-71</w:t>
+      </w:r>
+      <w:r>
+        <w:t xml:space="preserve">505/12-645Д</w:t>
       </w:r>
       <w:r>
         <w:t xml:space="preserve">.</w:t>
@@ -667,10 +667,10 @@
         <w:rPr>
           <w:b/>
         </w:rPr>
-        <w:t xml:space="preserve">3 8</w:t>
-      </w:r>
-      <w:r>
-        <w:t xml:space="preserve">10 000,32 ₽</w:t>
+        <w:t xml:space="preserve">1 2</w:t>
+      </w:r>
+      <w:r>
+        <w:t xml:space="preserve">60 000,29 ₽</w:t>
       </w:r>
       <w:r>
         <w:t xml:space="preserve">.</w:t>
@@ -687,7 +687,7 @@
         <w:t xml:space="preserve">1</w:t>
       </w:r>
       <w:r>
-        <w:t xml:space="preserve">0 (десять) процентов от стоимости неоплаченных работ</w:t>
+        <w:t xml:space="preserve">5 (пятнадцать) процентов от стоимости неоплаченных работ</w:t>
       </w:r>
       <w:r>
         <w:t xml:space="preserve">.</w:t>
@@ -698,9 +698,9 @@
         <w:t xml:space="preserve">9.4. Контрольная запись: </w:t>
       </w:r>
       <w:r>
-        <w:t xml:space="preserve">в течение 4</w:t>
+        <w:t xml:space="preserve">в течение 3</w:t>
         <w:br/>
-        <w:t xml:space="preserve">5 рабочих дней с момента заключения контракта</w:t>
+        <w:t xml:space="preserve">0 рабочих дней с момента заключения контракта</w:t>
       </w:r>
       <w:r>
         <w:t xml:space="preserve">.</w:t>
@@ -747,15 +747,15 @@
           </w:p>
           <w:p>
             <w:r>
-              <w:t xml:space="preserve">Ли Вэй</w:t>
-            </w:r>
-          </w:p>
-          <w:p>
-            <w:r>
-              <w:t xml:space="preserve">Дата рождения: </w:t>
-            </w:r>
-            <w:r>
-              <w:t xml:space="preserve">17.08.1977</w:t>
+              <w:t xml:space="preserve">Крылова Светлана Сергеевна</w:t>
+            </w:r>
+          </w:p>
+          <w:p>
+            <w:r>
+              <w:t xml:space="preserve">Дата рождения (согласно паспортным данным): </w:t>
+            </w:r>
+            <w:r>
+              <w:t xml:space="preserve">16.06.1984</w:t>
             </w:r>
           </w:p>
           <w:p>
@@ -763,7 +763,7 @@
               <w:t xml:space="preserve">Адрес регистрации: </w:t>
             </w:r>
             <w:r>
-              <w:t xml:space="preserve">344002, Московская обл., г. Ростов-на-Дону, пер. Промышленная, д. 41, корп. 3, литера А, пом. 18, оф. 141</w:t>
+              <w:t xml:space="preserve">пер. Космонавтов, д. 39, тер. СНТ «Родник», Краснодарский край</w:t>
             </w:r>
           </w:p>
           <w:p>
@@ -771,16 +771,16 @@
               <w:t xml:space="preserve">Паспорт </w:t>
             </w:r>
             <w:r>
-              <w:t xml:space="preserve">17 14 326866</w:t>
-            </w:r>
-            <w:r>
-              <w:t xml:space="preserve">, выдан ОУФМС России по Тверской области в Заволжском р-не 28.08.2014</w:t>
+              <w:t xml:space="preserve">40 01 681696</w:t>
+            </w:r>
+            <w:r>
+              <w:t xml:space="preserve">, выдан ТП № 2 ОУФМС России по Московской обл. 26.07.2012</w:t>
             </w:r>
             <w:r>
               <w:t xml:space="preserve">, код подразделения </w:t>
             </w:r>
             <w:r>
-              <w:t xml:space="preserve">352-270</w:t>
+              <w:t xml:space="preserve">326-895</w:t>
             </w:r>
           </w:p>
           <w:p>
@@ -788,13 +788,13 @@
               <w:t xml:space="preserve">СНИЛС </w:t>
             </w:r>
             <w:r>
-              <w:t xml:space="preserve">471-823-831 99</w:t>
+              <w:t xml:space="preserve">182-383-154 73</w:t>
             </w:r>
             <w:r>
               <w:t xml:space="preserve"> ИНН </w:t>
             </w:r>
             <w:r>
-              <w:t xml:space="preserve">065556641837</w:t>
+              <w:t xml:space="preserve">555664184790</w:t>
             </w:r>
           </w:p>
           <w:p>
@@ -802,7 +802,7 @@
               <w:t xml:space="preserve">Тел.: </w:t>
             </w:r>
             <w:r>
-              <w:t xml:space="preserve">+7 (846) 216-68-39</w:t>
+              <w:t xml:space="preserve">+7 (383) 454-29-92</w:t>
             </w:r>
           </w:p>
           <w:p>
@@ -810,7 +810,7 @@
               <w:t xml:space="preserve">E-mail: </w:t>
             </w:r>
             <w:r>
-              <w:t xml:space="preserve">li@inbox.ru</w:t>
+              <w:t xml:space="preserve">krylova@yandex.ru</w:t>
             </w:r>
           </w:p>
           <w:p/>
@@ -819,7 +819,7 @@
               <w:t xml:space="preserve">______________ </w:t>
             </w:r>
             <w:r>
-              <w:t xml:space="preserve">Ли В.</w:t>
+              <w:t xml:space="preserve">Крылова С. С.</w:t>
             </w:r>
           </w:p>
         </w:tc>
@@ -837,7 +837,7 @@
           </w:p>
           <w:p>
             <w:r>
-              <w:t xml:space="preserve">Нурмагомедова Хадижат Магомедовна</w:t>
+              <w:t xml:space="preserve">Пирогова Ирина Павловна</w:t>
             </w:r>
           </w:p>
           <w:p>
@@ -845,7 +845,7 @@
               <w:t xml:space="preserve">Дата рождения: </w:t>
             </w:r>
             <w:r>
-              <w:t xml:space="preserve">12.06.1979</w:t>
+              <w:t xml:space="preserve">19.07.1964</w:t>
             </w:r>
           </w:p>
           <w:p>
@@ -853,7 +853,7 @@
               <w:t xml:space="preserve">Адрес регистрации: </w:t>
             </w:r>
             <w:r>
-              <w:t xml:space="preserve">620014, Ленинградская обл., г. Екатеринбург, бул. Строителей, д. 34, корп. 3, литера А, пом. 28, оф. 494</w:t>
+              <w:t xml:space="preserve">ул. Тверская, д. 73, пос. Заречный, Новосибирская обл.</w:t>
             </w:r>
           </w:p>
           <w:p>
@@ -861,16 +861,16 @@
               <w:t xml:space="preserve">Паспорт </w:t>
             </w:r>
             <w:r>
-              <w:t xml:space="preserve">43 21 685865</w:t>
-            </w:r>
-            <w:r>
-              <w:t xml:space="preserve">, выдан ГУ МВД России по г. Москве 04.07.2012</w:t>
+              <w:t xml:space="preserve">08 08 722919</w:t>
+            </w:r>
+            <w:r>
+              <w:t xml:space="preserve">, выдан ОУФМС России по Тверской области в Заволжском р-не 12.04.2003</w:t>
             </w:r>
             <w:r>
               <w:t xml:space="preserve">, код подразделения </w:t>
             </w:r>
             <w:r>
-              <w:t xml:space="preserve">993-538</w:t>
+              <w:t xml:space="preserve">340-606</w:t>
             </w:r>
           </w:p>
           <w:p>
@@ -878,13 +878,13 @@
               <w:t xml:space="preserve">СНИЛС </w:t>
             </w:r>
             <w:r>
-              <w:t xml:space="preserve">628-655-472 33</w:t>
+              <w:t xml:space="preserve">554-728-216 09</w:t>
             </w:r>
             <w:r>
               <w:t xml:space="preserve"> ИНН </w:t>
             </w:r>
             <w:r>
-              <w:t xml:space="preserve">303069873209</w:t>
+              <w:t xml:space="preserve">698732628698</w:t>
             </w:r>
           </w:p>
           <w:p>
@@ -892,7 +892,7 @@
               <w:t xml:space="preserve">Тел.: </w:t>
             </w:r>
             <w:r>
-              <w:t xml:space="preserve">+7 (383) 454-29-92</w:t>
+              <w:t xml:space="preserve">+7 (843) 862-73-56</w:t>
             </w:r>
           </w:p>
           <w:p>
@@ -900,7 +900,7 @@
               <w:t xml:space="preserve">E-mail: </w:t>
             </w:r>
             <w:r>
-              <w:t xml:space="preserve">nurmagomedova@yandex.ru</w:t>
+              <w:t xml:space="preserve">pirogova@yandex.ru</w:t>
             </w:r>
           </w:p>
           <w:p/>
@@ -909,7 +909,7 @@
               <w:t xml:space="preserve">______________ </w:t>
             </w:r>
             <w:r>
-              <w:t xml:space="preserve">Нурмагомедова Х. М.</w:t>
+              <w:t xml:space="preserve">Пирогова И. П.</w:t>
             </w:r>
           </w:p>
         </w:tc>
@@ -942,7 +942,7 @@
               <w:t xml:space="preserve">ИНН: </w:t>
             </w:r>
             <w:r>
-              <w:t xml:space="preserve">0655</w:t>
+              <w:t xml:space="preserve">5556</w:t>
             </w:r>
           </w:p>
         </w:tc>
@@ -952,7 +952,7 @@
           </w:tcPr>
           <w:p>
             <w:r>
-              <w:t xml:space="preserve">56641837</w:t>
+              <w:t xml:space="preserve">64184790</w:t>
             </w:r>
           </w:p>
         </w:tc>
@@ -964,7 +964,7 @@
           </w:tcPr>
           <w:p>
             <w:r>
-              <w:t xml:space="preserve">Нурмагомедова</w:t>
+              <w:t xml:space="preserve">Пирогова</w:t>
             </w:r>
           </w:p>
         </w:tc>
@@ -974,7 +974,7 @@
           </w:tcPr>
           <w:p>
             <w:r>
-              <w:t xml:space="preserve">Хадижат Магомедовна</w:t>
+              <w:t xml:space="preserve">Ирина Павловна</w:t>
             </w:r>
           </w:p>
         </w:tc>
@@ -991,7 +991,7 @@
         <w:t xml:space="preserve">Исполнитель: _______________ /</w:t>
       </w:r>
       <w:r>
-        <w:t xml:space="preserve">Ли Вэй</w:t>
+        <w:t xml:space="preserve">Крылова Светлана Сергеевна</w:t>
       </w:r>
       <w:r>
         <w:t xml:space="preserve">/</w:t>
@@ -1002,7 +1002,7 @@
         <w:t xml:space="preserve">Заказчик: _______________ /</w:t>
       </w:r>
       <w:r>
-        <w:t xml:space="preserve">Нурмагомедова Хадижат Магомедовна</w:t>
+        <w:t xml:space="preserve">Пирогова Ирина Павловна</w:t>
       </w:r>
       <w:r>
         <w:t xml:space="preserve">/</w:t>
@@ -1047,19 +1047,19 @@
         <w:t xml:space="preserve">Реквизиты для возврата: </w:t>
       </w:r>
       <w:r>
-        <w:t xml:space="preserve">141400, г. Химки, ул. Тверская, д. 73, кв. 27</w:t>
+        <w:t xml:space="preserve">394000, г. Воронеж, проезд Победы, д. 16, кв. 143</w:t>
       </w:r>
       <w:r>
         <w:t xml:space="preserve">, ИНН </w:t>
       </w:r>
       <w:r>
-        <w:t xml:space="preserve">8675241835</w:t>
+        <w:t xml:space="preserve">3385652898</w:t>
       </w:r>
       <w:r>
         <w:t xml:space="preserve">, контакт: </w:t>
       </w:r>
       <w:r>
-        <w:t xml:space="preserve">Воробьёв Николай Андреевич</w:t>
+        <w:t xml:space="preserve">Виноградов Иван Сергеевич</w:t>
       </w:r>
     </w:p>
   </w:footnote>

--- a/tests/corpus_v2/docs/services_0008.docx
+++ b/tests/corpus_v2/docs/services_0008.docx
@@ -510,212 +510,34 @@
         </w:tc>
       </w:tr>
     </w:tbl>
-    <w:p/>
-    <w:p>
-      <w:r>
-        <w:rPr>
-          <w:b/>
-        </w:rPr>
-        <w:t xml:space="preserve">3. МЕСТО И СРОКИ ИСПОЛНЕНИЯ</w:t>
-      </w:r>
-    </w:p>
-    <w:p>
-      <w:r>
-        <w:t xml:space="preserve">3.1. Место исполнения обязательств: </w:t>
-      </w:r>
-      <w:r>
-        <w:t xml:space="preserve">бул. Гагарина, д. 53, рп. Обухово, Тверская обл.</w:t>
-      </w:r>
-      <w:r>
-        <w:t xml:space="preserve">.</w:t>
-      </w:r>
-    </w:p>
-    <w:p>
-      <w:r>
-        <w:t xml:space="preserve">3.2. Уведомления направляются </w:t>
-      </w:r>
-      <w:r>
-        <w:t xml:space="preserve">Пироговой Ирине Павловне</w:t>
-      </w:r>
-      <w:r>
-        <w:t xml:space="preserve"> по телефону </w:t>
-      </w:r>
-      <w:r>
-        <w:t xml:space="preserve">+7 (812) 583-42-44</w:t>
-      </w:r>
-      <w:r>
-        <w:t xml:space="preserve">.</w:t>
-      </w:r>
-    </w:p>
-    <w:p>
-      <w:r>
-        <w:t xml:space="preserve">3.3. Срок исполнения обязательств — </w:t>
-      </w:r>
-      <w:r>
-        <w:t xml:space="preserve">в течение двадцати четырех месяцев с даты подписания Сторонами акта сдачи-приемки оказанных услуг</w:t>
-      </w:r>
-      <w:r>
-        <w:t xml:space="preserve">.</w:t>
-      </w:r>
-    </w:p>
-    <w:p/>
-    <w:p>
-      <w:r>
-        <w:rPr>
-          <w:b/>
-        </w:rPr>
-        <w:t xml:space="preserve">4. ПРОЧИЕ УСЛОВИЯ</w:t>
-      </w:r>
-    </w:p>
-    <w:p>
-      <w:r>
-        <w:t xml:space="preserve">4.1. </w:t>
-      </w:r>
-      <w:r>
-        <w:t xml:space="preserve">Стороны несут ответственность за неисполнение или ненадлежащее исполнение обязательств в соответствии с законодательством Российской Федерации.</w:t>
-      </w:r>
-    </w:p>
-    <w:p>
-      <w:r>
-        <w:t xml:space="preserve">4.2. </w:t>
-      </w:r>
-      <w:r>
-        <w:t xml:space="preserve">Размер неустойки за нарушение сроков оплаты: </w:t>
-      </w:r>
-      <w:r>
-        <w:t xml:space="preserve">0,1 (одна десятая процента) % годовых</w:t>
-      </w:r>
-      <w:r>
-        <w:t xml:space="preserve">. Предельный размер ответственности: </w:t>
-      </w:r>
-      <w:r>
-        <w:t xml:space="preserve">9% от цены Договора</w:t>
-      </w:r>
-      <w:r>
-        <w:t xml:space="preserve">.</w:t>
-      </w:r>
-    </w:p>
-    <w:p>
-      <w:r>
-        <w:t xml:space="preserve">4.3. </w:t>
-      </w:r>
-      <w:r>
-        <w:t xml:space="preserve">Стороны освобождаются от ответственности при наступлении обстоятельств непреодолимой силы, если они прямо повлияли на исполнение обязательств.</w:t>
-      </w:r>
-    </w:p>
-    <w:p>
-      <w:r>
-        <w:t xml:space="preserve">4.4. </w:t>
-      </w:r>
-      <w:r>
-        <w:t xml:space="preserve">Сторона, для которой создалась невозможность исполнения, обязана уведомить другую Сторону. Срок уведомления — </w:t>
-      </w:r>
-      <w:r>
-        <w:t xml:space="preserve">в течение 45 банковских дней с момента выставления счета</w:t>
-      </w:r>
-      <w:r>
-        <w:t xml:space="preserve">.</w:t>
-      </w:r>
-    </w:p>
-    <w:p>
-      <w:r>
-        <w:t xml:space="preserve">4.5. </w:t>
-      </w:r>
-      <w:r>
-        <w:t xml:space="preserve">Все споры и разногласия решаются путём переговоров. Претензионный порядок обязателен, срок ответа на претензию — </w:t>
-      </w:r>
-      <w:r>
-        <w:t xml:space="preserve">не позднее 13.06.2026</w:t>
-      </w:r>
-      <w:r>
-        <w:t xml:space="preserve">.</w:t>
-      </w:r>
-    </w:p>
-    <w:p/>
-    <w:p/>
-    <w:p/>
-    <w:p>
-      <w:r>
-        <w:rPr>
-          <w:b/>
-        </w:rPr>
-        <w:t xml:space="preserve">9. КОНТРОЛЬНЫЕ ВЕЛИЧИНЫ</w:t>
-      </w:r>
-    </w:p>
-    <w:p>
-      <w:r>
-        <w:t xml:space="preserve">9.1. Контрольная запись: </w:t>
-      </w:r>
-      <w:r>
-        <w:rPr>
-          <w:b/>
-        </w:rPr>
-        <w:t xml:space="preserve">09Ф-71</w:t>
-      </w:r>
-      <w:r>
-        <w:t xml:space="preserve">505/12-645Д</w:t>
-      </w:r>
-      <w:r>
-        <w:t xml:space="preserve">.</w:t>
-      </w:r>
-    </w:p>
-    <w:p>
-      <w:r>
-        <w:t xml:space="preserve">9.2. Контрольная запись: </w:t>
-      </w:r>
-      <w:r>
-        <w:rPr>
-          <w:b/>
-        </w:rPr>
-        <w:t xml:space="preserve">1 2</w:t>
-      </w:r>
-      <w:r>
-        <w:t xml:space="preserve">60 000,29 ₽</w:t>
-      </w:r>
-      <w:r>
-        <w:t xml:space="preserve">.</w:t>
-      </w:r>
-    </w:p>
-    <w:p>
-      <w:r>
-        <w:t xml:space="preserve">9.3. Контрольная запись: </w:t>
-      </w:r>
-      <w:r>
-        <w:rPr>
-          <w:b/>
-        </w:rPr>
-        <w:t xml:space="preserve">1</w:t>
-      </w:r>
-      <w:r>
-        <w:t xml:space="preserve">5 (пятнадцать) процентов от стоимости неоплаченных работ</w:t>
-      </w:r>
-      <w:r>
-        <w:t xml:space="preserve">.</w:t>
-      </w:r>
-    </w:p>
-    <w:p>
-      <w:r>
-        <w:t xml:space="preserve">9.4. Контрольная запись: </w:t>
-      </w:r>
-      <w:r>
-        <w:t xml:space="preserve">в течение 3</w:t>
-        <w:br/>
-        <w:t xml:space="preserve">0 рабочих дней с момента заключения контракта</w:t>
-      </w:r>
-      <w:r>
-        <w:t xml:space="preserve">.</w:t>
-      </w:r>
-    </w:p>
-    <w:p/>
-    <w:p>
-      <w:r>
-        <w:rPr>
-          <w:b/>
-        </w:rPr>
-        <w:t xml:space="preserve">РЕКВИЗИТЫ И ПОДПИСИ СТОРОН</w:t>
-      </w:r>
-    </w:p>
-    <w:p/>
+    <w:p>
+      <w:r>
+        <w:t xml:space="preserve">2.8. </w:t>
+      </w:r>
+      <w:r>
+        <w:t xml:space="preserve">Платёж по налогу перечисляется на код бюджетной классификации </w:t>
+      </w:r>
+      <w:r>
+        <w:t xml:space="preserve">182 101 010 110 110 001 10</w:t>
+      </w:r>
+      <w:r>
+        <w:t xml:space="preserve">, получатель — территориальный орган Федерального казначейства.</w:t>
+      </w:r>
+    </w:p>
+    <w:p>
+      <w:r>
+        <w:t xml:space="preserve">2.9. </w:t>
+      </w:r>
+      <w:r>
+        <w:t xml:space="preserve">Полномочия подтверждаются свидетельством о рождении, выдано </w:t>
+      </w:r>
+      <w:r>
+        <w:t xml:space="preserve">15.12.2024</w:t>
+      </w:r>
+      <w:r>
+        <w:t xml:space="preserve"> отделом ЗАГС.</w:t>
+      </w:r>
+    </w:p>
     <w:tbl>
       <w:tblPr>
         <w:tblW w:w="9360" w:type="dxa"/>
@@ -739,87 +561,7 @@
           </w:tcPr>
           <w:p>
             <w:r>
-              <w:rPr>
-                <w:b/>
-              </w:rPr>
-              <w:t xml:space="preserve">Исполнитель:</w:t>
-            </w:r>
-          </w:p>
-          <w:p>
-            <w:r>
-              <w:t xml:space="preserve">Крылова Светлана Сергеевна</w:t>
-            </w:r>
-          </w:p>
-          <w:p>
-            <w:r>
-              <w:t xml:space="preserve">Дата рождения (согласно паспортным данным): </w:t>
-            </w:r>
-            <w:r>
-              <w:t xml:space="preserve">16.06.1984</w:t>
-            </w:r>
-          </w:p>
-          <w:p>
-            <w:r>
-              <w:t xml:space="preserve">Адрес регистрации: </w:t>
-            </w:r>
-            <w:r>
-              <w:t xml:space="preserve">пер. Космонавтов, д. 39, тер. СНТ «Родник», Краснодарский край</w:t>
-            </w:r>
-          </w:p>
-          <w:p>
-            <w:r>
-              <w:t xml:space="preserve">Паспорт </w:t>
-            </w:r>
-            <w:r>
-              <w:t xml:space="preserve">40 01 681696</w:t>
-            </w:r>
-            <w:r>
-              <w:t xml:space="preserve">, выдан ТП № 2 ОУФМС России по Московской обл. 26.07.2012</w:t>
-            </w:r>
-            <w:r>
-              <w:t xml:space="preserve">, код подразделения </w:t>
-            </w:r>
-            <w:r>
-              <w:t xml:space="preserve">326-895</w:t>
-            </w:r>
-          </w:p>
-          <w:p>
-            <w:r>
-              <w:t xml:space="preserve">СНИЛС </w:t>
-            </w:r>
-            <w:r>
-              <w:t xml:space="preserve">182-383-154 73</w:t>
-            </w:r>
-            <w:r>
-              <w:t xml:space="preserve"> ИНН </w:t>
-            </w:r>
-            <w:r>
-              <w:t xml:space="preserve">555664184790</w:t>
-            </w:r>
-          </w:p>
-          <w:p>
-            <w:r>
-              <w:t xml:space="preserve">Тел.: </w:t>
-            </w:r>
-            <w:r>
-              <w:t xml:space="preserve">+7 (383) 454-29-92</w:t>
-            </w:r>
-          </w:p>
-          <w:p>
-            <w:r>
-              <w:t xml:space="preserve">E-mail: </w:t>
-            </w:r>
-            <w:r>
-              <w:t xml:space="preserve">krylova@yandex.ru</w:t>
-            </w:r>
-          </w:p>
-          <w:p/>
-          <w:p>
-            <w:r>
-              <w:t xml:space="preserve">______________ </w:t>
-            </w:r>
-            <w:r>
-              <w:t xml:space="preserve">Крылова С. С.</w:t>
+              <w:t xml:space="preserve">4</w:t>
             </w:r>
           </w:p>
         </w:tc>
@@ -829,92 +571,237 @@
           </w:tcPr>
           <w:p>
             <w:r>
-              <w:rPr>
-                <w:b/>
-              </w:rPr>
-              <w:t xml:space="preserve">Заказчик:</w:t>
-            </w:r>
-          </w:p>
-          <w:p>
-            <w:r>
-              <w:t xml:space="preserve">Пирогова Ирина Павловна</w:t>
-            </w:r>
-          </w:p>
-          <w:p>
-            <w:r>
-              <w:t xml:space="preserve">Дата рождения: </w:t>
-            </w:r>
-            <w:r>
-              <w:t xml:space="preserve">19.07.1964</w:t>
-            </w:r>
-          </w:p>
-          <w:p>
-            <w:r>
-              <w:t xml:space="preserve">Адрес регистрации: </w:t>
-            </w:r>
-            <w:r>
-              <w:t xml:space="preserve">ул. Тверская, д. 73, пос. Заречный, Новосибирская обл.</w:t>
-            </w:r>
-          </w:p>
-          <w:p>
-            <w:r>
-              <w:t xml:space="preserve">Паспорт </w:t>
-            </w:r>
-            <w:r>
-              <w:t xml:space="preserve">08 08 722919</w:t>
-            </w:r>
-            <w:r>
-              <w:t xml:space="preserve">, выдан ОУФМС России по Тверской области в Заволжском р-не 12.04.2003</w:t>
-            </w:r>
-            <w:r>
-              <w:t xml:space="preserve">, код подразделения </w:t>
-            </w:r>
-            <w:r>
-              <w:t xml:space="preserve">340-606</w:t>
-            </w:r>
-          </w:p>
-          <w:p>
-            <w:r>
-              <w:t xml:space="preserve">СНИЛС </w:t>
-            </w:r>
-            <w:r>
-              <w:t xml:space="preserve">554-728-216 09</w:t>
-            </w:r>
-            <w:r>
-              <w:t xml:space="preserve"> ИНН </w:t>
-            </w:r>
-            <w:r>
-              <w:t xml:space="preserve">698732628698</w:t>
-            </w:r>
-          </w:p>
-          <w:p>
-            <w:r>
-              <w:t xml:space="preserve">Тел.: </w:t>
-            </w:r>
-            <w:r>
-              <w:t xml:space="preserve">+7 (843) 862-73-56</w:t>
-            </w:r>
-          </w:p>
-          <w:p>
-            <w:r>
-              <w:t xml:space="preserve">E-mail: </w:t>
-            </w:r>
-            <w:r>
-              <w:t xml:space="preserve">pirogova@yandex.ru</w:t>
-            </w:r>
-          </w:p>
-          <w:p/>
-          <w:p>
-            <w:r>
-              <w:t xml:space="preserve">______________ </w:t>
-            </w:r>
-            <w:r>
-              <w:t xml:space="preserve">Пирогова И. П.</w:t>
+              <w:t xml:space="preserve">РУБ.</w:t>
             </w:r>
           </w:p>
         </w:tc>
       </w:tr>
     </w:tbl>
+    <w:p>
+      <w:r>
+        <w:t xml:space="preserve">2.10. </w:t>
+      </w:r>
+      <w:r>
+        <w:t xml:space="preserve">Поставке подлежит насос модели </w:t>
+      </w:r>
+      <w:r>
+        <w:t xml:space="preserve">ЭЦВ-6-10-80h</w:t>
+      </w:r>
+      <w:r>
+        <w:t xml:space="preserve"> и кабель марки </w:t>
+      </w:r>
+      <w:r>
+        <w:t xml:space="preserve">ВВГнг(А)-LSt</w:t>
+      </w:r>
+      <w:r>
+        <w:t xml:space="preserve">.</w:t>
+      </w:r>
+    </w:p>
+    <w:p/>
+    <w:p>
+      <w:r>
+        <w:rPr>
+          <w:b/>
+        </w:rPr>
+        <w:t xml:space="preserve">3. МЕСТО И СРОКИ ИСПОЛНЕНИЯ</w:t>
+      </w:r>
+    </w:p>
+    <w:p>
+      <w:r>
+        <w:t xml:space="preserve">3.1. Место исполнения обязательств: </w:t>
+      </w:r>
+      <w:r>
+        <w:t xml:space="preserve">просп. Космонавтов, д. 47, рп. Обухово, Ленинградская обл.</w:t>
+      </w:r>
+      <w:r>
+        <w:t xml:space="preserve">.</w:t>
+      </w:r>
+    </w:p>
+    <w:p>
+      <w:r>
+        <w:t xml:space="preserve">3.2. Уведомления направляются </w:t>
+      </w:r>
+      <w:r>
+        <w:t xml:space="preserve">Пироговой Ирине Павловне</w:t>
+      </w:r>
+      <w:r>
+        <w:t xml:space="preserve"> по телефону </w:t>
+      </w:r>
+      <w:r>
+        <w:t xml:space="preserve">+7 (812) 264-66-34</w:t>
+      </w:r>
+      <w:r>
+        <w:t xml:space="preserve">.</w:t>
+      </w:r>
+    </w:p>
+    <w:p>
+      <w:r>
+        <w:t xml:space="preserve">3.3. Срок исполнения обязательств — </w:t>
+      </w:r>
+      <w:r>
+        <w:t xml:space="preserve">в течение двадцати четырех месяцев с даты подписания Сторонами акта сдачи-приемки оказанных услуг</w:t>
+      </w:r>
+      <w:r>
+        <w:t xml:space="preserve">.</w:t>
+      </w:r>
+    </w:p>
+    <w:p/>
+    <w:p>
+      <w:r>
+        <w:rPr>
+          <w:b/>
+        </w:rPr>
+        <w:t xml:space="preserve">4. ПРОЧИЕ УСЛОВИЯ</w:t>
+      </w:r>
+    </w:p>
+    <w:p>
+      <w:r>
+        <w:t xml:space="preserve">4.1. </w:t>
+      </w:r>
+      <w:r>
+        <w:t xml:space="preserve">Стороны несут ответственность за неисполнение или ненадлежащее исполнение обязательств в соответствии с законодательством Российской Федерации.</w:t>
+      </w:r>
+    </w:p>
+    <w:p>
+      <w:r>
+        <w:t xml:space="preserve">4.2. </w:t>
+      </w:r>
+      <w:r>
+        <w:t xml:space="preserve">Размер неустойки за нарушение сроков оплаты: </w:t>
+      </w:r>
+      <w:r>
+        <w:t xml:space="preserve">0,1 (одна десятая процента) % годовых</w:t>
+      </w:r>
+      <w:r>
+        <w:t xml:space="preserve">. Предельный размер ответственности: </w:t>
+      </w:r>
+      <w:r>
+        <w:t xml:space="preserve">12% от цены Договора</w:t>
+      </w:r>
+      <w:r>
+        <w:t xml:space="preserve">.</w:t>
+      </w:r>
+    </w:p>
+    <w:p>
+      <w:r>
+        <w:t xml:space="preserve">4.3. </w:t>
+      </w:r>
+      <w:r>
+        <w:t xml:space="preserve">Стороны освобождаются от ответственности при наступлении обстоятельств непреодолимой силы, если они прямо повлияли на исполнение обязательств.</w:t>
+      </w:r>
+    </w:p>
+    <w:p>
+      <w:r>
+        <w:t xml:space="preserve">4.4. </w:t>
+      </w:r>
+      <w:r>
+        <w:t xml:space="preserve">Сторона, для которой создалась невозможность исполнения, обязана уведомить другую Сторону. Срок уведомления — </w:t>
+      </w:r>
+      <w:r>
+        <w:t xml:space="preserve">в течение 20 банковских дней с момента выставления счета</w:t>
+      </w:r>
+      <w:r>
+        <w:t xml:space="preserve">.</w:t>
+      </w:r>
+    </w:p>
+    <w:p>
+      <w:r>
+        <w:t xml:space="preserve">4.5. </w:t>
+      </w:r>
+      <w:r>
+        <w:t xml:space="preserve">Все споры и разногласия решаются путём переговоров. Претензионный порядок обязателен, срок ответа на претензию — </w:t>
+      </w:r>
+      <w:r>
+        <w:t xml:space="preserve">не позднее 03.09.2025</w:t>
+      </w:r>
+      <w:r>
+        <w:t xml:space="preserve">.</w:t>
+      </w:r>
+    </w:p>
+    <w:p/>
+    <w:p/>
+    <w:p/>
+    <w:p>
+      <w:r>
+        <w:rPr>
+          <w:b/>
+        </w:rPr>
+        <w:t xml:space="preserve">9. КОНТРОЛЬНЫЕ ВЕЛИЧИНЫ</w:t>
+      </w:r>
+    </w:p>
+    <w:p>
+      <w:r>
+        <w:t xml:space="preserve">9.1. Контрольная запись: </w:t>
+      </w:r>
+      <w:r>
+        <w:rPr>
+          <w:b/>
+        </w:rPr>
+        <w:t xml:space="preserve">81Ф-14</w:t>
+      </w:r>
+      <w:r>
+        <w:t xml:space="preserve">894/24-930Д</w:t>
+      </w:r>
+      <w:r>
+        <w:t xml:space="preserve">.</w:t>
+      </w:r>
+    </w:p>
+    <w:p>
+      <w:r>
+        <w:t xml:space="preserve">9.2. Контрольная запись: </w:t>
+      </w:r>
+      <w:r>
+        <w:rPr>
+          <w:b/>
+        </w:rPr>
+        <w:t xml:space="preserve">2 4</w:t>
+      </w:r>
+      <w:r>
+        <w:t xml:space="preserve">30 000,23 ₽</w:t>
+      </w:r>
+      <w:r>
+        <w:t xml:space="preserve">.</w:t>
+      </w:r>
+    </w:p>
+    <w:p>
+      <w:r>
+        <w:t xml:space="preserve">9.3. Контрольная запись: </w:t>
+      </w:r>
+      <w:r>
+        <w:rPr>
+          <w:b/>
+        </w:rPr>
+        <w:t xml:space="preserve">1</w:t>
+      </w:r>
+      <w:r>
+        <w:t xml:space="preserve">5 (пятнадцать) процентов от стоимости неоплаченных работ</w:t>
+      </w:r>
+      <w:r>
+        <w:t xml:space="preserve">.</w:t>
+      </w:r>
+    </w:p>
+    <w:p>
+      <w:r>
+        <w:t xml:space="preserve">9.4. Контрольная запись: </w:t>
+      </w:r>
+      <w:r>
+        <w:t xml:space="preserve">в течение 4</w:t>
+        <w:br/>
+        <w:t xml:space="preserve">5 рабочих дней с момента заключения контракта</w:t>
+      </w:r>
+      <w:r>
+        <w:t xml:space="preserve">.</w:t>
+      </w:r>
+    </w:p>
+    <w:p/>
+    <w:p>
+      <w:r>
+        <w:rPr>
+          <w:b/>
+        </w:rPr>
+        <w:t xml:space="preserve">РЕКВИЗИТЫ И ПОДПИСИ СТОРОН</w:t>
+      </w:r>
+    </w:p>
     <w:p/>
     <w:tbl>
       <w:tblPr>
@@ -939,6 +826,206 @@
           </w:tcPr>
           <w:p>
             <w:r>
+              <w:rPr>
+                <w:b/>
+              </w:rPr>
+              <w:t xml:space="preserve">Исполнитель:</w:t>
+            </w:r>
+          </w:p>
+          <w:p>
+            <w:r>
+              <w:t xml:space="preserve">Крылова Светлана Сергеевна</w:t>
+            </w:r>
+          </w:p>
+          <w:p>
+            <w:r>
+              <w:t xml:space="preserve">Дата рождения (согласно паспортным данным): </w:t>
+            </w:r>
+            <w:r>
+              <w:t xml:space="preserve">16.06.1984</w:t>
+            </w:r>
+          </w:p>
+          <w:p>
+            <w:r>
+              <w:t xml:space="preserve">Адрес регистрации: </w:t>
+            </w:r>
+            <w:r>
+              <w:t xml:space="preserve">пер. Кутузовский, д. 20, тер. СНТ «Родник», Тверская обл.</w:t>
+            </w:r>
+          </w:p>
+          <w:p>
+            <w:r>
+              <w:t xml:space="preserve">Паспорт </w:t>
+            </w:r>
+            <w:r>
+              <w:t xml:space="preserve">40 01 681696</w:t>
+            </w:r>
+            <w:r>
+              <w:t xml:space="preserve">, выдан ТП № 2 ОУФМС России по Московской обл. 26.07.2012</w:t>
+            </w:r>
+            <w:r>
+              <w:t xml:space="preserve">, код подразделения </w:t>
+            </w:r>
+            <w:r>
+              <w:t xml:space="preserve">326-895</w:t>
+            </w:r>
+          </w:p>
+          <w:p>
+            <w:r>
+              <w:t xml:space="preserve">СНИЛС </w:t>
+            </w:r>
+            <w:r>
+              <w:t xml:space="preserve">182-383-154 73</w:t>
+            </w:r>
+            <w:r>
+              <w:t xml:space="preserve"> ИНН </w:t>
+            </w:r>
+            <w:r>
+              <w:t xml:space="preserve">555664184790</w:t>
+            </w:r>
+          </w:p>
+          <w:p>
+            <w:r>
+              <w:t xml:space="preserve">Тел.: </w:t>
+            </w:r>
+            <w:r>
+              <w:t xml:space="preserve">+7 (812) 855-79-25</w:t>
+            </w:r>
+          </w:p>
+          <w:p>
+            <w:r>
+              <w:t xml:space="preserve">E-mail: </w:t>
+            </w:r>
+            <w:r>
+              <w:t xml:space="preserve">krylova@mail.ru</w:t>
+            </w:r>
+          </w:p>
+          <w:p/>
+          <w:p>
+            <w:r>
+              <w:t xml:space="preserve">______________ </w:t>
+            </w:r>
+            <w:r>
+              <w:t xml:space="preserve">Крылова С. С.</w:t>
+            </w:r>
+          </w:p>
+        </w:tc>
+        <w:tc>
+          <w:tcPr>
+            <w:tcW w:w="4680" w:type="dxa"/>
+          </w:tcPr>
+          <w:p>
+            <w:r>
+              <w:rPr>
+                <w:b/>
+              </w:rPr>
+              <w:t xml:space="preserve">Заказчик:</w:t>
+            </w:r>
+          </w:p>
+          <w:p>
+            <w:r>
+              <w:t xml:space="preserve">Пирогова Ирина Павловна</w:t>
+            </w:r>
+          </w:p>
+          <w:p>
+            <w:r>
+              <w:t xml:space="preserve">Дата рождения: </w:t>
+            </w:r>
+            <w:r>
+              <w:t xml:space="preserve">19.07.1964</w:t>
+            </w:r>
+          </w:p>
+          <w:p>
+            <w:r>
+              <w:t xml:space="preserve">Адрес регистрации: </w:t>
+            </w:r>
+            <w:r>
+              <w:t xml:space="preserve">проезд Лесная, д. 47, с. Ивановское, Республика Татарстан</w:t>
+            </w:r>
+          </w:p>
+          <w:p>
+            <w:r>
+              <w:t xml:space="preserve">Паспорт </w:t>
+            </w:r>
+            <w:r>
+              <w:t xml:space="preserve">08 08 722919</w:t>
+            </w:r>
+            <w:r>
+              <w:t xml:space="preserve">, выдан ОУФМС России по Тверской области в Заволжском р-не 12.04.2003</w:t>
+            </w:r>
+            <w:r>
+              <w:t xml:space="preserve">, код подразделения </w:t>
+            </w:r>
+            <w:r>
+              <w:t xml:space="preserve">340-606</w:t>
+            </w:r>
+          </w:p>
+          <w:p>
+            <w:r>
+              <w:t xml:space="preserve">СНИЛС </w:t>
+            </w:r>
+            <w:r>
+              <w:t xml:space="preserve">554-728-216 09</w:t>
+            </w:r>
+            <w:r>
+              <w:t xml:space="preserve"> ИНН </w:t>
+            </w:r>
+            <w:r>
+              <w:t xml:space="preserve">698732628698</w:t>
+            </w:r>
+          </w:p>
+          <w:p>
+            <w:r>
+              <w:t xml:space="preserve">Тел.: </w:t>
+            </w:r>
+            <w:r>
+              <w:t xml:space="preserve">+7 (846) 779-94-44</w:t>
+            </w:r>
+          </w:p>
+          <w:p>
+            <w:r>
+              <w:t xml:space="preserve">E-mail: </w:t>
+            </w:r>
+            <w:r>
+              <w:t xml:space="preserve">pirogova@mail.ru</w:t>
+            </w:r>
+          </w:p>
+          <w:p/>
+          <w:p>
+            <w:r>
+              <w:t xml:space="preserve">______________ </w:t>
+            </w:r>
+            <w:r>
+              <w:t xml:space="preserve">Пирогова И. П.</w:t>
+            </w:r>
+          </w:p>
+        </w:tc>
+      </w:tr>
+    </w:tbl>
+    <w:p/>
+    <w:tbl>
+      <w:tblPr>
+        <w:tblW w:w="9360" w:type="dxa"/>
+        <w:tblBorders>
+          <w:top w:val="single" w:sz="4" w:color="auto"/>
+          <w:left w:val="single" w:sz="4" w:color="auto"/>
+          <w:bottom w:val="single" w:sz="4" w:color="auto"/>
+          <w:right w:val="single" w:sz="4" w:color="auto"/>
+          <w:insideH w:val="single" w:sz="4" w:color="auto"/>
+          <w:insideV w:val="single" w:sz="4" w:color="auto"/>
+        </w:tblBorders>
+      </w:tblPr>
+      <w:tblGrid>
+        <w:gridCol w:w="4680"/>
+        <w:gridCol w:w="4680"/>
+      </w:tblGrid>
+      <w:tr>
+        <w:tc>
+          <w:tcPr>
+            <w:tcW w:w="4680" w:type="dxa"/>
+          </w:tcPr>
+          <w:p>
+            <w:r>
               <w:t xml:space="preserve">ИНН: </w:t>
             </w:r>
             <w:r>
@@ -1047,19 +1134,19 @@
         <w:t xml:space="preserve">Реквизиты для возврата: </w:t>
       </w:r>
       <w:r>
-        <w:t xml:space="preserve">394000, г. Воронеж, проезд Победы, д. 16, кв. 143</w:t>
+        <w:t xml:space="preserve">603000, г. Нижний Новгород, просп. Кирова, д. 70, кв. 81</w:t>
       </w:r>
       <w:r>
         <w:t xml:space="preserve">, ИНН </w:t>
       </w:r>
       <w:r>
-        <w:t xml:space="preserve">3385652898</w:t>
+        <w:t xml:space="preserve">6528917029</w:t>
       </w:r>
       <w:r>
         <w:t xml:space="preserve">, контакт: </w:t>
       </w:r>
       <w:r>
-        <w:t xml:space="preserve">Виноградов Иван Сергеевич</w:t>
+        <w:t xml:space="preserve">Пирогова Мария Юрьевна</w:t>
       </w:r>
     </w:p>
   </w:footnote>

--- a/tests/corpus_v2/docs/services_0008.docx
+++ b/tests/corpus_v2/docs/services_0008.docx
@@ -167,7 +167,7 @@
         <w:t xml:space="preserve">Услуги считаются оказанными после подписания Сторонами акта сдачи-приёмки. Срок оплаты — </w:t>
       </w:r>
       <w:r>
-        <w:t xml:space="preserve">в течение пяти рабочих дней с момента поступления денежных средств на расчетный счет</w:t>
+        <w:t xml:space="preserve">в течение двадцати рабочих дней с момента поступления денежных средств на расчетный счет</w:t>
       </w:r>
       <w:r>
         <w:t xml:space="preserve">.</w:t>
@@ -179,6 +179,101 @@
       </w:r>
       <w:r>
         <w:t xml:space="preserve">Заказчик вправе в любое время проверять ход и качество оказываемых услуг, не вмешиваясь в деятельность Исполнителя.</w:t>
+      </w:r>
+    </w:p>
+    <w:p>
+      <w:r>
+        <w:t xml:space="preserve">1.5. </w:t>
+      </w:r>
+      <w:r>
+        <w:t xml:space="preserve">Товар отгружается по товарной накладной ТОРГ-12 № </w:t>
+      </w:r>
+      <w:r>
+        <w:t xml:space="preserve">040600497</w:t>
+      </w:r>
+      <w:r>
+        <w:t xml:space="preserve">. Каталожный номер изделия — </w:t>
+      </w:r>
+      <w:r>
+        <w:t xml:space="preserve">040383504</w:t>
+      </w:r>
+      <w:r>
+        <w:t xml:space="preserve">. Изделию присвоен заводской номер </w:t>
+      </w:r>
+      <w:r>
+        <w:t xml:space="preserve">049396640</w:t>
+      </w:r>
+      <w:r>
+        <w:t xml:space="preserve">.</w:t>
+      </w:r>
+    </w:p>
+    <w:p>
+      <w:r>
+        <w:t xml:space="preserve">1.6. </w:t>
+      </w:r>
+      <w:r>
+        <w:t xml:space="preserve">Финансирование ведётся по коду целевых средств </w:t>
+      </w:r>
+      <w:r>
+        <w:t xml:space="preserve">046962782</w:t>
+      </w:r>
+      <w:r>
+        <w:t xml:space="preserve">, установленному приказом Минфина России от 01.12.2010 № 157н. </w:t>
+      </w:r>
+      <w:r>
+        <w:t xml:space="preserve">БИК будет сообщён дополнительно, номер заявки — </w:t>
+      </w:r>
+      <w:r>
+        <w:t xml:space="preserve">043442218</w:t>
+      </w:r>
+      <w:r>
+        <w:t xml:space="preserve">.</w:t>
+      </w:r>
+    </w:p>
+    <w:p>
+      <w:r>
+        <w:t xml:space="preserve">1.7. </w:t>
+      </w:r>
+      <w:r>
+        <w:t xml:space="preserve">Учёт потребления ведётся по лицевому счёту </w:t>
+      </w:r>
+      <w:r>
+        <w:t xml:space="preserve">82151449558</w:t>
+      </w:r>
+      <w:r>
+        <w:t xml:space="preserve">. Приложение к настоящему разделу зарегистрировано за номером </w:t>
+      </w:r>
+      <w:r>
+        <w:t xml:space="preserve">81607931578</w:t>
+      </w:r>
+      <w:r>
+        <w:t xml:space="preserve">. Заводской номер прибора учёта — </w:t>
+      </w:r>
+      <w:r>
+        <w:t xml:space="preserve">84130601192</w:t>
+      </w:r>
+      <w:r>
+        <w:t xml:space="preserve">.</w:t>
+      </w:r>
+    </w:p>
+    <w:p>
+      <w:r>
+        <w:t xml:space="preserve">1.8. </w:t>
+      </w:r>
+      <w:r>
+        <w:t xml:space="preserve">Партия внесена в реестр под номером </w:t>
+      </w:r>
+      <w:r>
+        <w:t xml:space="preserve">89283707229</w:t>
+      </w:r>
+      <w:r>
+        <w:t xml:space="preserve"> по правилам статьи 434 Гражданского кодекса Российской Федерации. Уведомление направлено за исходящим № </w:t>
+      </w:r>
+      <w:r>
+        <w:t xml:space="preserve">86208091530</w:t>
+      </w:r>
+      <w:r>
+        <w:t xml:space="preserve">.</w:t>
       </w:r>
     </w:p>
     <w:p/>
@@ -195,7 +290,7 @@
         <w:t xml:space="preserve">2.1. Общая цена Договора: </w:t>
       </w:r>
       <w:r>
-        <w:t xml:space="preserve">4 600 000 (Четыре миллиона шестьсот тысяч) руб. 0 коп.</w:t>
+        <w:t xml:space="preserve">19 800 000 (Девятнадцать миллионов восемьсот тысяч) руб. 5 коп.</w:t>
       </w:r>
       <w:r>
         <w:t xml:space="preserve">.</w:t>
@@ -212,7 +307,7 @@
         <w:t xml:space="preserve">, но не более </w:t>
       </w:r>
       <w:r>
-        <w:t xml:space="preserve">20 (двадцать) процентов от цены Договора</w:t>
+        <w:t xml:space="preserve">10 (десять) процентов от цены Договора</w:t>
       </w:r>
       <w:r>
         <w:t xml:space="preserve">.</w:t>
@@ -223,7 +318,7 @@
         <w:t xml:space="preserve">2.3. Срок оплаты — </w:t>
       </w:r>
       <w:r>
-        <w:t xml:space="preserve">в течение 60 (Шестидесяти) банковских дней</w:t>
+        <w:t xml:space="preserve">в течение 5 (Пяти) банковских дней</w:t>
       </w:r>
       <w:r>
         <w:t xml:space="preserve">.</w:t>
@@ -243,7 +338,7 @@
         <w:t xml:space="preserve">, артикул </w:t>
       </w:r>
       <w:r>
-        <w:t xml:space="preserve">RM-7799-15</w:t>
+        <w:t xml:space="preserve">RM-5002-35</w:t>
       </w:r>
       <w:r>
         <w:t xml:space="preserve">, код </w:t>
@@ -303,49 +398,49 @@
         <w:t xml:space="preserve">. Товар отгружается с сопроводительным документом паспорт качества № </w:t>
       </w:r>
       <w:r>
-        <w:t xml:space="preserve">83 07 583451</w:t>
+        <w:t xml:space="preserve">70 11 448057</w:t>
       </w:r>
       <w:r>
         <w:t xml:space="preserve">. К партии приложен паспорт изделия № </w:t>
       </w:r>
       <w:r>
-        <w:t xml:space="preserve">30 18 569070</w:t>
+        <w:t xml:space="preserve">43 05 539792</w:t>
       </w:r>
       <w:r>
         <w:t xml:space="preserve">. Оборудование поставляется с паспортом транспортного средства № </w:t>
       </w:r>
       <w:r>
-        <w:t xml:space="preserve">52 25 525257</w:t>
+        <w:t xml:space="preserve">79 03 516062</w:t>
       </w:r>
       <w:r>
         <w:t xml:space="preserve">. Приёмка производится согласно техническому паспорту </w:t>
       </w:r>
       <w:r>
-        <w:t xml:space="preserve">17 06 392562</w:t>
+        <w:t xml:space="preserve">06 06 452958</w:t>
       </w:r>
       <w:r>
         <w:t xml:space="preserve">. СНИЛС не указан, номер заказа </w:t>
       </w:r>
       <w:r>
-        <w:t xml:space="preserve">008-550-985 30</w:t>
+        <w:t xml:space="preserve">681-212-121 89</w:t>
       </w:r>
       <w:r>
         <w:t xml:space="preserve">. Дата рождения не проставлена, документ выдан </w:t>
       </w:r>
       <w:r>
-        <w:t xml:space="preserve">02.03.2022</w:t>
+        <w:t xml:space="preserve">24.10.2019</w:t>
       </w:r>
       <w:r>
         <w:t xml:space="preserve">. Код подразделения, см. артикул </w:t>
       </w:r>
       <w:r>
-        <w:t xml:space="preserve">470-020</w:t>
+        <w:t xml:space="preserve">718-515</w:t>
       </w:r>
       <w:r>
         <w:t xml:space="preserve">. Цена — </w:t>
       </w:r>
       <w:r>
-        <w:t xml:space="preserve">528000 (пятьсот двадцать восемь тысяч) рублей 50 копеек</w:t>
+        <w:t xml:space="preserve">405000 (четыреста пять тысяч) рублей 00 копеек</w:t>
       </w:r>
       <w:r>
         <w:t xml:space="preserve">, </w:t>
@@ -365,25 +460,25 @@
         <w:t xml:space="preserve">Товар маркирован штрихкодом </w:t>
       </w:r>
       <w:r>
-        <w:t xml:space="preserve">4604500220983</w:t>
+        <w:t xml:space="preserve">4605438061954</w:t>
       </w:r>
       <w:r>
         <w:t xml:space="preserve">. Код контрагента по ОКПО — </w:t>
       </w:r>
       <w:r>
-        <w:t xml:space="preserve">9815854033</w:t>
+        <w:t xml:space="preserve">2639545412</w:t>
       </w:r>
       <w:r>
         <w:t xml:space="preserve">. Оборудование учтено под инвентарным номером </w:t>
       </w:r>
       <w:r>
-        <w:t xml:space="preserve">045705098</w:t>
+        <w:t xml:space="preserve">046960576</w:t>
       </w:r>
       <w:r>
         <w:t xml:space="preserve">, складской позиции присвоен номер </w:t>
       </w:r>
       <w:r>
-        <w:t xml:space="preserve">613970388</w:t>
+        <w:t xml:space="preserve">956638149</w:t>
       </w:r>
       <w:r>
         <w:t xml:space="preserve">.</w:t>
@@ -397,19 +492,19 @@
         <w:t xml:space="preserve">Оплата по счёту-фактуре на КБК </w:t>
       </w:r>
       <w:r>
-        <w:t xml:space="preserve">18210101011011000190</w:t>
+        <w:t xml:space="preserve">18210101011011000115</w:t>
       </w:r>
       <w:r>
         <w:t xml:space="preserve">. ИНН не присвоен, регистрационный № </w:t>
       </w:r>
       <w:r>
-        <w:t xml:space="preserve">6508390004</w:t>
+        <w:t xml:space="preserve">5723575888</w:t>
       </w:r>
       <w:r>
         <w:t xml:space="preserve">. ИНН не присвоен, платёжный документ № </w:t>
       </w:r>
       <w:r>
-        <w:t xml:space="preserve">113779124844</w:t>
+        <w:t xml:space="preserve">328345561175</w:t>
       </w:r>
       <w:r>
         <w:t xml:space="preserve">. Заказчик действует в лице </w:t>
@@ -429,7 +524,7 @@
         <w:t xml:space="preserve">Массовая доля влаги в товаре — </w:t>
       </w:r>
       <w:r>
-        <w:t xml:space="preserve">не более 15 %</w:t>
+        <w:t xml:space="preserve">не более 14 %</w:t>
       </w:r>
       <w:r>
         <w:t xml:space="preserve">. Товар подлежит хранению </w:t>
@@ -504,7 +599,7 @@
           </w:tcPr>
           <w:p>
             <w:r>
-              <w:t xml:space="preserve">6924487545</w:t>
+              <w:t xml:space="preserve">0765549206</w:t>
             </w:r>
           </w:p>
         </w:tc>
@@ -532,7 +627,7 @@
         <w:t xml:space="preserve">Полномочия подтверждаются свидетельством о рождении, выдано </w:t>
       </w:r>
       <w:r>
-        <w:t xml:space="preserve">15.12.2024</w:t>
+        <w:t xml:space="preserve">22.06.2012</w:t>
       </w:r>
       <w:r>
         <w:t xml:space="preserve"> отделом ЗАГС.</w:t>
@@ -561,7 +656,7 @@
           </w:tcPr>
           <w:p>
             <w:r>
-              <w:t xml:space="preserve">4</w:t>
+              <w:t xml:space="preserve">3</w:t>
             </w:r>
           </w:p>
         </w:tc>
@@ -611,7 +706,7 @@
         <w:t xml:space="preserve">3.1. Место исполнения обязательств: </w:t>
       </w:r>
       <w:r>
-        <w:t xml:space="preserve">просп. Космонавтов, д. 47, рп. Обухово, Ленинградская обл.</w:t>
+        <w:t xml:space="preserve">проезд Победы, д. 8, с. Ивановское, Республика Татарстан</w:t>
       </w:r>
       <w:r>
         <w:t xml:space="preserve">.</w:t>
@@ -628,7 +723,7 @@
         <w:t xml:space="preserve"> по телефону </w:t>
       </w:r>
       <w:r>
-        <w:t xml:space="preserve">+7 (812) 264-66-34</w:t>
+        <w:t xml:space="preserve">+7 (843) 710-90-22</w:t>
       </w:r>
       <w:r>
         <w:t xml:space="preserve">.</w:t>
@@ -639,7 +734,111 @@
         <w:t xml:space="preserve">3.3. Срок исполнения обязательств — </w:t>
       </w:r>
       <w:r>
-        <w:t xml:space="preserve">в течение двадцати четырех месяцев с даты подписания Сторонами акта сдачи-приемки оказанных услуг</w:t>
+        <w:t xml:space="preserve">в течение двенадцати месяцев с даты подписания Сторонами акта сдачи-приемки оказанных услуг</w:t>
+      </w:r>
+      <w:r>
+        <w:t xml:space="preserve">.</w:t>
+      </w:r>
+    </w:p>
+    <w:p>
+      <w:r>
+        <w:t xml:space="preserve">3.4. </w:t>
+      </w:r>
+      <w:r>
+        <w:t xml:space="preserve">Работы выполняются за счёт средств бюджета по коду бюджетной классификации </w:t>
+      </w:r>
+      <w:r>
+        <w:t xml:space="preserve">18217082358420119993</w:t>
+      </w:r>
+      <w:r>
+        <w:t xml:space="preserve">. Прибор учёта (счётчик) № </w:t>
+      </w:r>
+      <w:r>
+        <w:t xml:space="preserve">39764516513505137112</w:t>
+      </w:r>
+      <w:r>
+        <w:t xml:space="preserve">.</w:t>
+      </w:r>
+    </w:p>
+    <w:p>
+      <w:r>
+        <w:t xml:space="preserve">3.5. </w:t>
+      </w:r>
+      <w:r>
+        <w:t xml:space="preserve">В счёте на оплату указывается УИН </w:t>
+      </w:r>
+      <w:r>
+        <w:t xml:space="preserve">18209053807162301981</w:t>
+      </w:r>
+      <w:r>
+        <w:t xml:space="preserve">. Номер счёта-проформы — </w:t>
+      </w:r>
+      <w:r>
+        <w:t xml:space="preserve">77598226964885670865</w:t>
+      </w:r>
+      <w:r>
+        <w:t xml:space="preserve">. Списание со счёта производится в очерёдности статьи 855 Гражданского кодекса Российской Федерации, код вида дохода </w:t>
+      </w:r>
+      <w:r>
+        <w:t xml:space="preserve">18210706374252218193</w:t>
+      </w:r>
+      <w:r>
+        <w:t xml:space="preserve">.</w:t>
+      </w:r>
+    </w:p>
+    <w:p>
+      <w:r>
+        <w:t xml:space="preserve">3.6. </w:t>
+      </w:r>
+      <w:r>
+        <w:t xml:space="preserve">ИНН у иностранного контрагента отсутствует, номер в торговом реестре — </w:t>
+      </w:r>
+      <w:r>
+        <w:t xml:space="preserve">6508390004</w:t>
+      </w:r>
+      <w:r>
+        <w:t xml:space="preserve">. ИНН указан в приложении, номер спецификации </w:t>
+      </w:r>
+      <w:r>
+        <w:t xml:space="preserve">6924487545</w:t>
+      </w:r>
+      <w:r>
+        <w:t xml:space="preserve">. Постановка на учёт производится по статье 84 Налогового кодекса Российской Федерации, решение № </w:t>
+      </w:r>
+      <w:r>
+        <w:t xml:space="preserve">2801887727</w:t>
+      </w:r>
+      <w:r>
+        <w:t xml:space="preserve">.</w:t>
+      </w:r>
+    </w:p>
+    <w:p>
+      <w:r>
+        <w:t xml:space="preserve">3.7. </w:t>
+      </w:r>
+      <w:r>
+        <w:t xml:space="preserve">Партии присвоен номер прослеживаемости </w:t>
+      </w:r>
+      <w:r>
+        <w:t xml:space="preserve">6066318850</w:t>
+      </w:r>
+      <w:r>
+        <w:t xml:space="preserve">. Массовая доля примеси в товаре — не более </w:t>
+      </w:r>
+      <w:r>
+        <w:t xml:space="preserve">1,8 %</w:t>
+      </w:r>
+      <w:r>
+        <w:t xml:space="preserve">. Допустимая погрешность прибора — </w:t>
+      </w:r>
+      <w:r>
+        <w:t xml:space="preserve">0,5 %</w:t>
+      </w:r>
+      <w:r>
+        <w:t xml:space="preserve">. Заводской номер поставляемого станка — </w:t>
+      </w:r>
+      <w:r>
+        <w:t xml:space="preserve">1910237762</w:t>
       </w:r>
       <w:r>
         <w:t xml:space="preserve">.</w:t>
@@ -676,7 +875,7 @@
         <w:t xml:space="preserve">. Предельный размер ответственности: </w:t>
       </w:r>
       <w:r>
-        <w:t xml:space="preserve">12% от цены Договора</w:t>
+        <w:t xml:space="preserve">18% от цены Договора</w:t>
       </w:r>
       <w:r>
         <w:t xml:space="preserve">.</w:t>
@@ -698,7 +897,7 @@
         <w:t xml:space="preserve">Сторона, для которой создалась невозможность исполнения, обязана уведомить другую Сторону. Срок уведомления — </w:t>
       </w:r>
       <w:r>
-        <w:t xml:space="preserve">в течение 20 банковских дней с момента выставления счета</w:t>
+        <w:t xml:space="preserve">в течение 5 банковских дней с момента выставления счета</w:t>
       </w:r>
       <w:r>
         <w:t xml:space="preserve">.</w:t>
@@ -712,7 +911,125 @@
         <w:t xml:space="preserve">Все споры и разногласия решаются путём переговоров. Претензионный порядок обязателен, срок ответа на претензию — </w:t>
       </w:r>
       <w:r>
-        <w:t xml:space="preserve">не позднее 03.09.2025</w:t>
+        <w:t xml:space="preserve">не позднее 26.10.2025</w:t>
+      </w:r>
+      <w:r>
+        <w:t xml:space="preserve">.</w:t>
+      </w:r>
+    </w:p>
+    <w:p>
+      <w:r>
+        <w:t xml:space="preserve">4.6. </w:t>
+      </w:r>
+      <w:r>
+        <w:t xml:space="preserve">ИНН физического лица отсутствует, лицевой счёт абонента </w:t>
+      </w:r>
+      <w:r>
+        <w:t xml:space="preserve">371087529231</w:t>
+      </w:r>
+      <w:r>
+        <w:t xml:space="preserve">. ИНН см. приложение; номенклатурный код — </w:t>
+      </w:r>
+      <w:r>
+        <w:t xml:space="preserve">597290189862</w:t>
+      </w:r>
+      <w:r>
+        <w:t xml:space="preserve">. В силу статьи 86 Налогового кодекса Российской Федерации ИНН запрашивается налоговым органом; номер запроса — </w:t>
+      </w:r>
+      <w:r>
+        <w:t xml:space="preserve">691835750251</w:t>
+      </w:r>
+      <w:r>
+        <w:t xml:space="preserve">.</w:t>
+      </w:r>
+    </w:p>
+    <w:p>
+      <w:r>
+        <w:t xml:space="preserve">4.7. </w:t>
+      </w:r>
+      <w:r>
+        <w:t xml:space="preserve">Товарная накладная на партию имеет номер </w:t>
+      </w:r>
+      <w:r>
+        <w:t xml:space="preserve">998384764163</w:t>
+      </w:r>
+      <w:r>
+        <w:t xml:space="preserve">. Заводской номер контрольного модуля — </w:t>
+      </w:r>
+      <w:r>
+        <w:t xml:space="preserve">201817217973</w:t>
+      </w:r>
+      <w:r>
+        <w:t xml:space="preserve">. Уклон монтируемой кровли составляет </w:t>
+      </w:r>
+      <w:r>
+        <w:t xml:space="preserve">8 %</w:t>
+      </w:r>
+      <w:r>
+        <w:t xml:space="preserve">.</w:t>
+      </w:r>
+    </w:p>
+    <w:p>
+      <w:r>
+        <w:t xml:space="preserve">4.8. </w:t>
+      </w:r>
+      <w:r>
+        <w:t xml:space="preserve">Законом установлена предельная доля иностранного участия — </w:t>
+      </w:r>
+      <w:r>
+        <w:t xml:space="preserve">25 %</w:t>
+      </w:r>
+      <w:r>
+        <w:t xml:space="preserve"> в силу Федерального закона об иностранных инвестициях. В приложении № 3 указана допустимая доля брака — </w:t>
+      </w:r>
+      <w:r>
+        <w:t xml:space="preserve">2,3 %</w:t>
+      </w:r>
+      <w:r>
+        <w:t xml:space="preserve">.</w:t>
+      </w:r>
+    </w:p>
+    <w:p>
+      <w:r>
+        <w:t xml:space="preserve">4.9. </w:t>
+      </w:r>
+      <w:r>
+        <w:t xml:space="preserve">Изготовитель установил срок годности </w:t>
+      </w:r>
+      <w:r>
+        <w:t xml:space="preserve">в течение 18 месяцев</w:t>
+      </w:r>
+      <w:r>
+        <w:t xml:space="preserve"> с даты выпуска. Смесь выдерживается </w:t>
+      </w:r>
+      <w:r>
+        <w:t xml:space="preserve">в течение 72 часов</w:t>
+      </w:r>
+      <w:r>
+        <w:t xml:space="preserve"> без доступа влаги.</w:t>
+      </w:r>
+    </w:p>
+    <w:p>
+      <w:r>
+        <w:t xml:space="preserve">4.10. </w:t>
+      </w:r>
+      <w:r>
+        <w:t xml:space="preserve">Требования к качеству работ могут быть предъявлены </w:t>
+      </w:r>
+      <w:r>
+        <w:t xml:space="preserve">в течение одного года</w:t>
+      </w:r>
+      <w:r>
+        <w:t xml:space="preserve"> по правилам статьи 725 Гражданского кодекса Российской Федерации. Поставщик присутствует на рынке </w:t>
+      </w:r>
+      <w:r>
+        <w:t xml:space="preserve">в течение 10 лет</w:t>
+      </w:r>
+      <w:r>
+        <w:t xml:space="preserve">. Окончание отчётного периода — </w:t>
+      </w:r>
+      <w:r>
+        <w:t xml:space="preserve">не позднее 13.12.2027</w:t>
       </w:r>
       <w:r>
         <w:t xml:space="preserve">.</w:t>
@@ -737,10 +1054,10 @@
         <w:rPr>
           <w:b/>
         </w:rPr>
-        <w:t xml:space="preserve">81Ф-14</w:t>
-      </w:r>
-      <w:r>
-        <w:t xml:space="preserve">894/24-930Д</w:t>
+        <w:t xml:space="preserve">12Ф-46</w:t>
+      </w:r>
+      <w:r>
+        <w:t xml:space="preserve">244/11-079Д</w:t>
       </w:r>
       <w:r>
         <w:t xml:space="preserve">.</w:t>
@@ -754,10 +1071,10 @@
         <w:rPr>
           <w:b/>
         </w:rPr>
-        <w:t xml:space="preserve">2 4</w:t>
-      </w:r>
-      <w:r>
-        <w:t xml:space="preserve">30 000,23 ₽</w:t>
+        <w:t xml:space="preserve">1 1</w:t>
+      </w:r>
+      <w:r>
+        <w:t xml:space="preserve">70 000,77 ₽</w:t>
       </w:r>
       <w:r>
         <w:t xml:space="preserve">.</w:t>
@@ -771,10 +1088,10 @@
         <w:rPr>
           <w:b/>
         </w:rPr>
-        <w:t xml:space="preserve">1</w:t>
-      </w:r>
-      <w:r>
-        <w:t xml:space="preserve">5 (пятнадцать) процентов от стоимости неоплаченных работ</w:t>
+        <w:t xml:space="preserve">1/1</w:t>
+      </w:r>
+      <w:r>
+        <w:t xml:space="preserve">50 ключевой ставки ЦБ РФ за каждый день просрочки</w:t>
       </w:r>
       <w:r>
         <w:t xml:space="preserve">.</w:t>
@@ -785,9 +1102,9 @@
         <w:t xml:space="preserve">9.4. Контрольная запись: </w:t>
       </w:r>
       <w:r>
-        <w:t xml:space="preserve">в течение 4</w:t>
+        <w:t xml:space="preserve">в течение 1</w:t>
         <w:br/>
-        <w:t xml:space="preserve">5 рабочих дней с момента заключения контракта</w:t>
+        <w:t xml:space="preserve">0 (Десяти) дней с момента выставления счета</w:t>
       </w:r>
       <w:r>
         <w:t xml:space="preserve">.</w:t>
@@ -850,7 +1167,7 @@
               <w:t xml:space="preserve">Адрес регистрации: </w:t>
             </w:r>
             <w:r>
-              <w:t xml:space="preserve">пер. Кутузовский, д. 20, тер. СНТ «Родник», Тверская обл.</w:t>
+              <w:t xml:space="preserve">проезд Советская, д. 16, тер. СНТ «Родник», Тверская обл.</w:t>
             </w:r>
           </w:p>
           <w:p>
@@ -889,7 +1206,7 @@
               <w:t xml:space="preserve">Тел.: </w:t>
             </w:r>
             <w:r>
-              <w:t xml:space="preserve">+7 (812) 855-79-25</w:t>
+              <w:t xml:space="preserve">+7 (495) 102-34-63</w:t>
             </w:r>
           </w:p>
           <w:p>
@@ -897,7 +1214,7 @@
               <w:t xml:space="preserve">E-mail: </w:t>
             </w:r>
             <w:r>
-              <w:t xml:space="preserve">krylova@mail.ru</w:t>
+              <w:t xml:space="preserve">krylova@sibtrans.ru</w:t>
             </w:r>
           </w:p>
           <w:p/>
@@ -940,7 +1257,7 @@
               <w:t xml:space="preserve">Адрес регистрации: </w:t>
             </w:r>
             <w:r>
-              <w:t xml:space="preserve">проезд Лесная, д. 47, с. Ивановское, Республика Татарстан</w:t>
+              <w:t xml:space="preserve">пер. Космонавтов, д. 13, д. Малые Вязёмы, Республика Татарстан</w:t>
             </w:r>
           </w:p>
           <w:p>
@@ -979,7 +1296,7 @@
               <w:t xml:space="preserve">Тел.: </w:t>
             </w:r>
             <w:r>
-              <w:t xml:space="preserve">+7 (846) 779-94-44</w:t>
+              <w:t xml:space="preserve">+7 (846) 898-17-82</w:t>
             </w:r>
           </w:p>
           <w:p>
@@ -987,7 +1304,7 @@
               <w:t xml:space="preserve">E-mail: </w:t>
             </w:r>
             <w:r>
-              <w:t xml:space="preserve">pirogova@mail.ru</w:t>
+              <w:t xml:space="preserve">pirogova@yandex.ru</w:t>
             </w:r>
           </w:p>
           <w:p/>
@@ -1134,19 +1451,19 @@
         <w:t xml:space="preserve">Реквизиты для возврата: </w:t>
       </w:r>
       <w:r>
-        <w:t xml:space="preserve">603000, г. Нижний Новгород, просп. Кирова, д. 70, кв. 81</w:t>
+        <w:t xml:space="preserve">420111, г. Казань, пер. Заречная, д. 12, кв. 103</w:t>
       </w:r>
       <w:r>
         <w:t xml:space="preserve">, ИНН </w:t>
       </w:r>
       <w:r>
-        <w:t xml:space="preserve">6528917029</w:t>
+        <w:t xml:space="preserve">0752694450</w:t>
       </w:r>
       <w:r>
         <w:t xml:space="preserve">, контакт: </w:t>
       </w:r>
       <w:r>
-        <w:t xml:space="preserve">Пирогова Мария Юрьевна</w:t>
+        <w:t xml:space="preserve">Богданов Иван Михайлович</w:t>
       </w:r>
     </w:p>
   </w:footnote>

--- a/tests/corpus_v2/docs/services_0008.docx
+++ b/tests/corpus_v2/docs/services_0008.docx
@@ -1105,6 +1105,37 @@
         <w:t xml:space="preserve">в течение 1</w:t>
         <w:br/>
         <w:t xml:space="preserve">0 (Десяти) дней с момента выставления счета</w:t>
+      </w:r>
+      <w:r>
+        <w:t xml:space="preserve">.</w:t>
+      </w:r>
+    </w:p>
+    <w:p/>
+    <w:p>
+      <w:r>
+        <w:rPr>
+          <w:b/>
+        </w:rPr>
+        <w:t xml:space="preserve">6. ОСОБЫЕ УСЛОВИЯ ОТДЕЛЬНЫХ ВИДОВ ДАННЫХ</w:t>
+      </w:r>
+    </w:p>
+    <w:p>
+      <w:r>
+        <w:t xml:space="preserve">6.1. Полномочия представителя подтверждены доверенностью, реестровый номер </w:t>
+      </w:r>
+      <w:r>
+        <w:t xml:space="preserve">78/1445-н/78-2022-12-7</w:t>
+      </w:r>
+      <w:r>
+        <w:t xml:space="preserve">.</w:t>
+      </w:r>
+    </w:p>
+    <w:p>
+      <w:r>
+        <w:t xml:space="preserve">6.2. Для сопоставления в учёте указывается: </w:t>
+      </w:r>
+      <w:r>
+        <w:t xml:space="preserve">срок действия 12/2024-06/2025</w:t>
       </w:r>
       <w:r>
         <w:t xml:space="preserve">.</w:t>

--- a/tests/corpus_v2/docs/services_0008.docx
+++ b/tests/corpus_v2/docs/services_0008.docx
@@ -1121,21 +1121,87 @@
     </w:p>
     <w:p>
       <w:r>
-        <w:t xml:space="preserve">6.1. Полномочия представителя подтверждены доверенностью, реестровый номер </w:t>
-      </w:r>
-      <w:r>
-        <w:t xml:space="preserve">78/1445-н/78-2022-12-7</w:t>
-      </w:r>
-      <w:r>
-        <w:t xml:space="preserve">.</w:t>
-      </w:r>
-    </w:p>
-    <w:p>
-      <w:r>
-        <w:t xml:space="preserve">6.2. Для сопоставления в учёте указывается: </w:t>
-      </w:r>
-      <w:r>
-        <w:t xml:space="preserve">срок действия 12/2024-06/2025</w:t>
+        <w:t xml:space="preserve">6.1. Работы выполняются на основании ранее заключённого Договора № </w:t>
+      </w:r>
+      <w:r>
+        <w:t xml:space="preserve">СУБ-44/2023</w:t>
+      </w:r>
+      <w:r>
+        <w:t xml:space="preserve"> между теми же сторонами.</w:t>
+      </w:r>
+    </w:p>
+    <w:p>
+      <w:r>
+        <w:t xml:space="preserve">6.2. Первичные документы: </w:t>
+      </w:r>
+      <w:r>
+        <w:t xml:space="preserve">как указано в пункте 4.2 настоящего Договора</w:t>
+      </w:r>
+      <w:r>
+        <w:t xml:space="preserve">.</w:t>
+      </w:r>
+    </w:p>
+    <w:p>
+      <w:r>
+        <w:t xml:space="preserve">6.3. Запись о лицензии внесена в реестр за регистрационным номером </w:t>
+      </w:r>
+      <w:r>
+        <w:t xml:space="preserve">895217304</w:t>
+      </w:r>
+      <w:r>
+        <w:t xml:space="preserve">.</w:t>
+      </w:r>
+    </w:p>
+    <w:p>
+      <w:r>
+        <w:t xml:space="preserve">6.4. Внутренний учёт ведётся отдельно: </w:t>
+      </w:r>
+      <w:r>
+        <w:t xml:space="preserve">инвентарный номер 123456789</w:t>
+      </w:r>
+      <w:r>
+        <w:t xml:space="preserve">.</w:t>
+      </w:r>
+    </w:p>
+    <w:p>
+      <w:r>
+        <w:t xml:space="preserve">6.5. Полномочия представителя подтверждены доверенностью, реестровый номер </w:t>
+      </w:r>
+      <w:r>
+        <w:t xml:space="preserve">77/714-н/77-2024-1-502</w:t>
+      </w:r>
+      <w:r>
+        <w:t xml:space="preserve">.</w:t>
+      </w:r>
+    </w:p>
+    <w:p>
+      <w:r>
+        <w:t xml:space="preserve">6.6. Для сопоставления в учёте указывается: </w:t>
+      </w:r>
+      <w:r>
+        <w:t xml:space="preserve">ГОСТ Р 52044-2003</w:t>
+      </w:r>
+      <w:r>
+        <w:t xml:space="preserve">.</w:t>
+      </w:r>
+    </w:p>
+    <w:p>
+      <w:r>
+        <w:t xml:space="preserve">6.7. Решение принято большинством в </w:t>
+      </w:r>
+      <w:r>
+        <w:t xml:space="preserve">40 % уставного капитала</w:t>
+      </w:r>
+      <w:r>
+        <w:t xml:space="preserve"> от общего числа голосов членов совета директоров.</w:t>
+      </w:r>
+    </w:p>
+    <w:p>
+      <w:r>
+        <w:t xml:space="preserve">6.8. Кворум определяется уставом: </w:t>
+      </w:r>
+      <w:r>
+        <w:t xml:space="preserve">доля брака не превышает 1 % партии</w:t>
       </w:r>
       <w:r>
         <w:t xml:space="preserve">.</w:t>

--- a/tests/corpus_v2/docs/services_0008.docx
+++ b/tests/corpus_v2/docs/services_0008.docx
@@ -1121,10 +1121,32 @@
     </w:p>
     <w:p>
       <w:r>
-        <w:t xml:space="preserve">6.1. Работы выполняются на основании ранее заключённого Договора № </w:t>
-      </w:r>
-      <w:r>
-        <w:t xml:space="preserve">СУБ-44/2023</w:t>
+        <w:t xml:space="preserve">6.1. Стороны ранее заключили </w:t>
+      </w:r>
+      <w:r>
+        <w:t xml:space="preserve">договор уступки права требования</w:t>
+      </w:r>
+      <w:r>
+        <w:t xml:space="preserve"> на сопоставимых условиях.</w:t>
+      </w:r>
+    </w:p>
+    <w:p>
+      <w:r>
+        <w:t xml:space="preserve">6.2. Прочие условия: </w:t>
+      </w:r>
+      <w:r>
+        <w:t xml:space="preserve">отношения сторон регулируются гражданским законодательством</w:t>
+      </w:r>
+      <w:r>
+        <w:t xml:space="preserve">.</w:t>
+      </w:r>
+    </w:p>
+    <w:p>
+      <w:r>
+        <w:t xml:space="preserve">6.3. Работы выполняются на основании ранее заключённого Договора № </w:t>
+      </w:r>
+      <w:r>
+        <w:t xml:space="preserve">17595/001-сс</w:t>
       </w:r>
       <w:r>
         <w:t xml:space="preserve"> между теми же сторонами.</w:t>
@@ -1132,29 +1154,73 @@
     </w:p>
     <w:p>
       <w:r>
-        <w:t xml:space="preserve">6.2. Первичные документы: </w:t>
-      </w:r>
-      <w:r>
-        <w:t xml:space="preserve">как указано в пункте 4.2 настоящего Договора</w:t>
-      </w:r>
-      <w:r>
-        <w:t xml:space="preserve">.</w:t>
-      </w:r>
-    </w:p>
-    <w:p>
-      <w:r>
-        <w:t xml:space="preserve">6.3. Запись о лицензии внесена в реестр за регистрационным номером </w:t>
-      </w:r>
-      <w:r>
-        <w:t xml:space="preserve">895217304</w:t>
-      </w:r>
-      <w:r>
-        <w:t xml:space="preserve">.</w:t>
-      </w:r>
-    </w:p>
-    <w:p>
-      <w:r>
-        <w:t xml:space="preserve">6.4. Внутренний учёт ведётся отдельно: </w:t>
+        <w:t xml:space="preserve">6.4. Первичные документы: </w:t>
+      </w:r>
+      <w:r>
+        <w:t xml:space="preserve">счёт-фактура выставлена без ссылки на номер</w:t>
+      </w:r>
+      <w:r>
+        <w:t xml:space="preserve">.</w:t>
+      </w:r>
+    </w:p>
+    <w:p>
+      <w:r>
+        <w:t xml:space="preserve">6.5. Паспорт гражданина Российской Федерации выдан </w:t>
+      </w:r>
+      <w:r>
+        <w:t xml:space="preserve">ОУФМС России по Тверской области в Заволжском р-не</w:t>
+      </w:r>
+      <w:r>
+        <w:t xml:space="preserve">, паспорт предъявлен при подписании.</w:t>
+      </w:r>
+    </w:p>
+    <w:p>
+      <w:r>
+        <w:t xml:space="preserve">6.6. Сопутствующие сведения: </w:t>
+      </w:r>
+      <w:r>
+        <w:t xml:space="preserve">доверенность выдана сроком на три года без права передоверия</w:t>
+      </w:r>
+      <w:r>
+        <w:t xml:space="preserve">.</w:t>
+      </w:r>
+    </w:p>
+    <w:p>
+      <w:r>
+        <w:t xml:space="preserve">6.7. Запись о государственной регистрации внесена регистрирующим органом: </w:t>
+      </w:r>
+      <w:r>
+        <w:t xml:space="preserve">МИФНС России № 15 по Санкт-Петербургу</w:t>
+      </w:r>
+      <w:r>
+        <w:t xml:space="preserve">.</w:t>
+      </w:r>
+    </w:p>
+    <w:p>
+      <w:r>
+        <w:t xml:space="preserve">6.8. Общие сведения о регистрации: </w:t>
+      </w:r>
+      <w:r>
+        <w:t xml:space="preserve">отчётность представляется в налоговый орган по месту учёта</w:t>
+      </w:r>
+      <w:r>
+        <w:t xml:space="preserve">.</w:t>
+      </w:r>
+    </w:p>
+    <w:p>
+      <w:r>
+        <w:t xml:space="preserve">6.9. Запись о лицензии внесена в реестр за регистрационным номером </w:t>
+      </w:r>
+      <w:r>
+        <w:t xml:space="preserve">731004592</w:t>
+      </w:r>
+      <w:r>
+        <w:t xml:space="preserve">.</w:t>
+      </w:r>
+    </w:p>
+    <w:p>
+      <w:r>
+        <w:t xml:space="preserve">6.10. Внутренний учёт ведётся отдельно: </w:t>
       </w:r>
       <w:r>
         <w:t xml:space="preserve">инвентарный номер 123456789</w:t>
@@ -1165,32 +1231,32 @@
     </w:p>
     <w:p>
       <w:r>
-        <w:t xml:space="preserve">6.5. Полномочия представителя подтверждены доверенностью, реестровый номер </w:t>
-      </w:r>
-      <w:r>
-        <w:t xml:space="preserve">77/714-н/77-2024-1-502</w:t>
-      </w:r>
-      <w:r>
-        <w:t xml:space="preserve">.</w:t>
-      </w:r>
-    </w:p>
-    <w:p>
-      <w:r>
-        <w:t xml:space="preserve">6.6. Для сопоставления в учёте указывается: </w:t>
-      </w:r>
-      <w:r>
-        <w:t xml:space="preserve">ГОСТ Р 52044-2003</w:t>
-      </w:r>
-      <w:r>
-        <w:t xml:space="preserve">.</w:t>
-      </w:r>
-    </w:p>
-    <w:p>
-      <w:r>
-        <w:t xml:space="preserve">6.7. Решение принято большинством в </w:t>
-      </w:r>
-      <w:r>
-        <w:t xml:space="preserve">40 % уставного капитала</w:t>
+        <w:t xml:space="preserve">6.11. Полномочия представителя подтверждены доверенностью, реестровый номер </w:t>
+      </w:r>
+      <w:r>
+        <w:t xml:space="preserve">78/1445-н/78-2022-12-7</w:t>
+      </w:r>
+      <w:r>
+        <w:t xml:space="preserve">.</w:t>
+      </w:r>
+    </w:p>
+    <w:p>
+      <w:r>
+        <w:t xml:space="preserve">6.12. Для сопоставления в учёте указывается: </w:t>
+      </w:r>
+      <w:r>
+        <w:t xml:space="preserve">кадастровый номер 77:01:0004012:2211</w:t>
+      </w:r>
+      <w:r>
+        <w:t xml:space="preserve">.</w:t>
+      </w:r>
+    </w:p>
+    <w:p>
+      <w:r>
+        <w:t xml:space="preserve">6.13. Решение принято большинством в </w:t>
+      </w:r>
+      <w:r>
+        <w:t xml:space="preserve">9 % уставного капитала общества</w:t>
       </w:r>
       <w:r>
         <w:t xml:space="preserve"> от общего числа голосов членов совета директоров.</w:t>
@@ -1198,7 +1264,7 @@
     </w:p>
     <w:p>
       <w:r>
-        <w:t xml:space="preserve">6.8. Кворум определяется уставом: </w:t>
+        <w:t xml:space="preserve">6.14. Кворум определяется уставом: </w:t>
       </w:r>
       <w:r>
         <w:t xml:space="preserve">доля брака не превышает 1 % партии</w:t>

--- a/tests/corpus_v2/docs/services_0008.docx
+++ b/tests/corpus_v2/docs/services_0008.docx
@@ -39,7 +39,7 @@
         <w:t xml:space="preserve">     </w:t>
       </w:r>
       <w:r>
-        <w:t xml:space="preserve">24.02.2025</w:t>
+        <w:t xml:space="preserve">24 февраля 2025 г.</w:t>
       </w:r>
     </w:p>
     <w:p/>
